--- a/courses/4/uifis/dist/reports/UIFIS_practice-13_report-template.docx
+++ b/courses/4/uifis/dist/reports/UIFIS_practice-13_report-template.docx
@@ -77,6 +77,15 @@
       </w:r>
     </w:p>
     <w:p/>
+    <w:p>
+      <w:r>
+        <w:rPr>
+          <w:b/>
+          <w:sz w:val="24"/>
+        </w:rPr>
+        <w:t>Ход работы</w:t>
+      </w:r>
+    </w:p>
     <w:p>
       <w:r>
         <w:rPr>
@@ -1273,7 +1282,7 @@
           <w:b/>
           <w:sz w:val="24"/>
         </w:rPr>
-        <w:t>Скриншоты</w:t>
+        <w:t>Скриншоты выполнения работы</w:t>
       </w:r>
     </w:p>
     <w:p>
@@ -1388,237 +1397,6 @@
           <w:sz w:val="24"/>
         </w:rPr>
         <w:t>________________________________________________________________________</w:t>
-      </w:r>
-    </w:p>
-    <w:p>
-      <w:r>
-        <w:rPr>
-          <w:b w:val="0"/>
-          <w:sz w:val="24"/>
-        </w:rPr>
-        <w:t>________________________________________________________________________</w:t>
-      </w:r>
-    </w:p>
-    <w:p>
-      <w:r>
-        <w:rPr>
-          <w:b w:val="0"/>
-          <w:sz w:val="24"/>
-        </w:rPr>
-        <w:t>________________________________________________________________________</w:t>
-      </w:r>
-    </w:p>
-    <w:p>
-      <w:r>
-        <w:rPr>
-          <w:b w:val="0"/>
-          <w:sz w:val="24"/>
-        </w:rPr>
-        <w:t>________________________________________________________________________</w:t>
-      </w:r>
-    </w:p>
-    <w:p/>
-    <w:p>
-      <w:r>
-        <w:rPr>
-          <w:b/>
-          <w:sz w:val="24"/>
-        </w:rPr>
-        <w:t>Ответы на контрольные вопросы</w:t>
-      </w:r>
-    </w:p>
-    <w:p>
-      <w:r>
-        <w:rPr>
-          <w:b w:val="0"/>
-          <w:sz w:val="24"/>
-        </w:rPr>
-        <w:t>1. Чем RTO отличается от RPO?</w:t>
-      </w:r>
-    </w:p>
-    <w:p>
-      <w:r>
-        <w:rPr>
-          <w:b w:val="0"/>
-          <w:sz w:val="24"/>
-        </w:rPr>
-        <w:t>________________________________________________________________________</w:t>
-      </w:r>
-    </w:p>
-    <w:p>
-      <w:r>
-        <w:rPr>
-          <w:b w:val="0"/>
-          <w:sz w:val="24"/>
-        </w:rPr>
-        <w:t>________________________________________________________________________</w:t>
-      </w:r>
-    </w:p>
-    <w:p>
-      <w:r>
-        <w:rPr>
-          <w:b w:val="0"/>
-          <w:sz w:val="24"/>
-        </w:rPr>
-        <w:t>________________________________________________________________________</w:t>
-      </w:r>
-    </w:p>
-    <w:p/>
-    <w:p>
-      <w:r>
-        <w:rPr>
-          <w:b w:val="0"/>
-          <w:sz w:val="24"/>
-        </w:rPr>
-        <w:t>2. Почему RAID не заменяет резервную копию?</w:t>
-      </w:r>
-    </w:p>
-    <w:p>
-      <w:r>
-        <w:rPr>
-          <w:b w:val="0"/>
-          <w:sz w:val="24"/>
-        </w:rPr>
-        <w:t>________________________________________________________________________</w:t>
-      </w:r>
-    </w:p>
-    <w:p>
-      <w:r>
-        <w:rPr>
-          <w:b w:val="0"/>
-          <w:sz w:val="24"/>
-        </w:rPr>
-        <w:t>________________________________________________________________________</w:t>
-      </w:r>
-    </w:p>
-    <w:p>
-      <w:r>
-        <w:rPr>
-          <w:b w:val="0"/>
-          <w:sz w:val="24"/>
-        </w:rPr>
-        <w:t>________________________________________________________________________</w:t>
-      </w:r>
-    </w:p>
-    <w:p/>
-    <w:p>
-      <w:r>
-        <w:rPr>
-          <w:b w:val="0"/>
-          <w:sz w:val="24"/>
-        </w:rPr>
-        <w:t>3. Зачем хранить копию отдельно от основного узла?</w:t>
-      </w:r>
-    </w:p>
-    <w:p>
-      <w:r>
-        <w:rPr>
-          <w:b w:val="0"/>
-          <w:sz w:val="24"/>
-        </w:rPr>
-        <w:t>________________________________________________________________________</w:t>
-      </w:r>
-    </w:p>
-    <w:p>
-      <w:r>
-        <w:rPr>
-          <w:b w:val="0"/>
-          <w:sz w:val="24"/>
-        </w:rPr>
-        <w:t>________________________________________________________________________</w:t>
-      </w:r>
-    </w:p>
-    <w:p>
-      <w:r>
-        <w:rPr>
-          <w:b w:val="0"/>
-          <w:sz w:val="24"/>
-        </w:rPr>
-        <w:t>________________________________________________________________________</w:t>
-      </w:r>
-    </w:p>
-    <w:p/>
-    <w:p>
-      <w:r>
-        <w:rPr>
-          <w:b w:val="0"/>
-          <w:sz w:val="24"/>
-        </w:rPr>
-        <w:t>4. Что такое минимальные права и как их проверить?</w:t>
-      </w:r>
-    </w:p>
-    <w:p>
-      <w:r>
-        <w:rPr>
-          <w:b w:val="0"/>
-          <w:sz w:val="24"/>
-        </w:rPr>
-        <w:t>________________________________________________________________________</w:t>
-      </w:r>
-    </w:p>
-    <w:p>
-      <w:r>
-        <w:rPr>
-          <w:b w:val="0"/>
-          <w:sz w:val="24"/>
-        </w:rPr>
-        <w:t>________________________________________________________________________</w:t>
-      </w:r>
-    </w:p>
-    <w:p>
-      <w:r>
-        <w:rPr>
-          <w:b w:val="0"/>
-          <w:sz w:val="24"/>
-        </w:rPr>
-        <w:t>________________________________________________________________________</w:t>
-      </w:r>
-    </w:p>
-    <w:p/>
-    <w:p>
-      <w:r>
-        <w:rPr>
-          <w:b w:val="0"/>
-          <w:sz w:val="24"/>
-        </w:rPr>
-        <w:t>5. Почему аудит не должен хранить пароли?</w:t>
-      </w:r>
-    </w:p>
-    <w:p>
-      <w:r>
-        <w:rPr>
-          <w:b w:val="0"/>
-          <w:sz w:val="24"/>
-        </w:rPr>
-        <w:t>________________________________________________________________________</w:t>
-      </w:r>
-    </w:p>
-    <w:p>
-      <w:r>
-        <w:rPr>
-          <w:b w:val="0"/>
-          <w:sz w:val="24"/>
-        </w:rPr>
-        <w:t>________________________________________________________________________</w:t>
-      </w:r>
-    </w:p>
-    <w:p>
-      <w:r>
-        <w:rPr>
-          <w:b w:val="0"/>
-          <w:sz w:val="24"/>
-        </w:rPr>
-        <w:t>________________________________________________________________________</w:t>
-      </w:r>
-    </w:p>
-    <w:p/>
-    <w:p>
-      <w:r>
-        <w:rPr>
-          <w:b w:val="0"/>
-          <w:sz w:val="24"/>
-        </w:rPr>
-        <w:t>6. Когда полная копия лучше инкрементальной?</w:t>
       </w:r>
     </w:p>
     <w:p>

--- a/courses/4/uifis/dist/reports/UIFIS_practice-13_report-template.docx
+++ b/courses/4/uifis/dist/reports/UIFIS_practice-13_report-template.docx
@@ -4,10 +4,13 @@
   <w:body>
     <w:p>
       <w:pPr>
+        <w:spacing w:line="360" w:lineRule="auto" w:before="0" w:after="0"/>
+        <w:ind w:firstLine="0"/>
         <w:jc w:val="center"/>
       </w:pPr>
       <w:r>
         <w:rPr>
+          <w:rFonts w:ascii="Times New Roman" w:hAnsi="Times New Roman" w:eastAsia="Times New Roman" w:cs="Times New Roman"/>
           <w:b/>
           <w:sz w:val="28"/>
         </w:rPr>
@@ -16,81 +19,129 @@
     </w:p>
     <w:p>
       <w:pPr>
+        <w:spacing w:line="360" w:lineRule="auto" w:before="0" w:after="0"/>
+        <w:ind w:firstLine="0"/>
         <w:jc w:val="center"/>
       </w:pPr>
       <w:r>
         <w:rPr>
+          <w:rFonts w:ascii="Times New Roman" w:hAnsi="Times New Roman" w:eastAsia="Times New Roman" w:cs="Times New Roman"/>
           <w:b/>
-          <w:sz w:val="26"/>
+          <w:sz w:val="28"/>
         </w:rPr>
         <w:t>Отчёт по практической работе 13</w:t>
       </w:r>
     </w:p>
     <w:p>
       <w:pPr>
+        <w:spacing w:line="360" w:lineRule="auto" w:before="0" w:after="0"/>
+        <w:ind w:firstLine="0"/>
         <w:jc w:val="center"/>
       </w:pPr>
       <w:r>
         <w:rPr>
+          <w:rFonts w:ascii="Times New Roman" w:hAnsi="Times New Roman" w:eastAsia="Times New Roman" w:cs="Times New Roman"/>
           <w:b w:val="0"/>
-          <w:sz w:val="24"/>
+          <w:sz w:val="28"/>
         </w:rPr>
         <w:t>Тема: Резервное копирование и разграничение доступа</w:t>
       </w:r>
     </w:p>
     <w:p/>
     <w:p>
+      <w:pPr>
+        <w:spacing w:line="360" w:lineRule="auto" w:before="0" w:after="0"/>
+        <w:ind w:firstLine="0"/>
+        <w:jc w:val="left"/>
+      </w:pPr>
       <w:r>
         <w:rPr>
+          <w:rFonts w:ascii="Times New Roman" w:hAnsi="Times New Roman" w:eastAsia="Times New Roman" w:cs="Times New Roman"/>
           <w:b w:val="0"/>
-          <w:sz w:val="24"/>
+          <w:sz w:val="28"/>
         </w:rPr>
         <w:t>ФИО студента: ______________________________________</w:t>
       </w:r>
     </w:p>
     <w:p>
+      <w:pPr>
+        <w:spacing w:line="360" w:lineRule="auto" w:before="0" w:after="0"/>
+        <w:ind w:firstLine="0"/>
+        <w:jc w:val="left"/>
+      </w:pPr>
       <w:r>
         <w:rPr>
+          <w:rFonts w:ascii="Times New Roman" w:hAnsi="Times New Roman" w:eastAsia="Times New Roman" w:cs="Times New Roman"/>
           <w:b w:val="0"/>
-          <w:sz w:val="24"/>
+          <w:sz w:val="28"/>
         </w:rPr>
         <w:t>Группа: ______________________  Дата: _______________</w:t>
       </w:r>
     </w:p>
     <w:p/>
     <w:p>
+      <w:pPr>
+        <w:pStyle w:val="Heading1"/>
+        <w:keepNext/>
+        <w:keepLines/>
+        <w:spacing w:line="240" w:lineRule="auto" w:before="240" w:after="0"/>
+        <w:ind w:firstLine="0" w:left="0"/>
+        <w:jc w:val="both"/>
+      </w:pPr>
       <w:r>
         <w:rPr>
-          <w:b/>
-          <w:sz w:val="24"/>
+          <w:rFonts w:ascii="Times New Roman" w:hAnsi="Times New Roman" w:eastAsia="Times New Roman" w:cs="Times New Roman"/>
+          <w:b w:val="0"/>
+          <w:sz w:val="28"/>
         </w:rPr>
         <w:t>Цель работы</w:t>
       </w:r>
     </w:p>
     <w:p>
+      <w:pPr>
+        <w:spacing w:line="360" w:lineRule="auto" w:before="0" w:after="0"/>
+        <w:ind w:firstLine="709"/>
+        <w:jc w:val="both"/>
+      </w:pPr>
       <w:r>
         <w:rPr>
+          <w:rFonts w:ascii="Times New Roman" w:hAnsi="Times New Roman" w:eastAsia="Times New Roman" w:cs="Times New Roman"/>
           <w:b w:val="0"/>
-          <w:sz w:val="24"/>
+          <w:sz w:val="28"/>
         </w:rPr>
         <w:t>Составить план резервного копирования учебной базы и конфигурации, создать копию, восстановить её в отдельный каталог и проверить целостность. Настроить группы и права доступа, включить журнал изменений и доказать, что чужой пользователь не может прочитать данные.</w:t>
       </w:r>
     </w:p>
     <w:p/>
     <w:p>
+      <w:pPr>
+        <w:pStyle w:val="Heading1"/>
+        <w:keepNext/>
+        <w:keepLines/>
+        <w:spacing w:line="240" w:lineRule="auto" w:before="240" w:after="0"/>
+        <w:ind w:firstLine="0" w:left="0"/>
+        <w:jc w:val="both"/>
+      </w:pPr>
       <w:r>
         <w:rPr>
-          <w:b/>
-          <w:sz w:val="24"/>
+          <w:rFonts w:ascii="Times New Roman" w:hAnsi="Times New Roman" w:eastAsia="Times New Roman" w:cs="Times New Roman"/>
+          <w:b w:val="0"/>
+          <w:sz w:val="28"/>
         </w:rPr>
         <w:t>Ход работы</w:t>
       </w:r>
     </w:p>
     <w:p>
+      <w:pPr>
+        <w:spacing w:line="360" w:lineRule="auto" w:before="0" w:after="0"/>
+        <w:ind w:firstLine="709"/>
+        <w:jc w:val="both"/>
+      </w:pPr>
       <w:r>
         <w:rPr>
+          <w:rFonts w:ascii="Times New Roman" w:hAnsi="Times New Roman" w:eastAsia="Times New Roman" w:cs="Times New Roman"/>
           <w:b/>
-          <w:sz w:val="24"/>
+          <w:sz w:val="28"/>
         </w:rPr>
         <w:t>План резервного копирования</w:t>
       </w:r>
@@ -99,6 +150,7 @@
       <w:tblPr>
         <w:tblStyle w:val="TableGrid"/>
         <w:tblW w:type="auto" w:w="0"/>
+        <w:tblLayout w:type="autofit"/>
         <w:tblLook w:firstColumn="1" w:firstRow="1" w:lastColumn="0" w:lastRow="0" w:noHBand="0" w:noVBand="1" w:val="04A0"/>
       </w:tblPr>
       <w:tblGrid>
@@ -114,9 +166,16 @@
             <w:tcW w:type="dxa" w:w="1728"/>
           </w:tcPr>
           <w:p>
+            <w:pPr>
+              <w:spacing w:line="360" w:lineRule="auto" w:before="0" w:after="0"/>
+              <w:ind w:firstLine="0"/>
+              <w:jc w:val="center"/>
+            </w:pPr>
             <w:r>
               <w:rPr>
-                <w:sz w:val="18"/>
+                <w:rFonts w:ascii="Times New Roman" w:hAnsi="Times New Roman" w:eastAsia="Times New Roman" w:cs="Times New Roman"/>
+                <w:b/>
+                <w:sz w:val="22"/>
               </w:rPr>
               <w:t>Объект</w:t>
             </w:r>
@@ -127,9 +186,16 @@
             <w:tcW w:type="dxa" w:w="1728"/>
           </w:tcPr>
           <w:p>
+            <w:pPr>
+              <w:spacing w:line="360" w:lineRule="auto" w:before="0" w:after="0"/>
+              <w:ind w:firstLine="0"/>
+              <w:jc w:val="center"/>
+            </w:pPr>
             <w:r>
               <w:rPr>
-                <w:sz w:val="18"/>
+                <w:rFonts w:ascii="Times New Roman" w:hAnsi="Times New Roman" w:eastAsia="Times New Roman" w:cs="Times New Roman"/>
+                <w:b/>
+                <w:sz w:val="22"/>
               </w:rPr>
               <w:t>Тип копии</w:t>
             </w:r>
@@ -140,9 +206,16 @@
             <w:tcW w:type="dxa" w:w="1728"/>
           </w:tcPr>
           <w:p>
+            <w:pPr>
+              <w:spacing w:line="360" w:lineRule="auto" w:before="0" w:after="0"/>
+              <w:ind w:firstLine="0"/>
+              <w:jc w:val="center"/>
+            </w:pPr>
             <w:r>
               <w:rPr>
-                <w:sz w:val="18"/>
+                <w:rFonts w:ascii="Times New Roman" w:hAnsi="Times New Roman" w:eastAsia="Times New Roman" w:cs="Times New Roman"/>
+                <w:b/>
+                <w:sz w:val="22"/>
               </w:rPr>
               <w:t>Расписание</w:t>
             </w:r>
@@ -153,9 +226,16 @@
             <w:tcW w:type="dxa" w:w="1728"/>
           </w:tcPr>
           <w:p>
+            <w:pPr>
+              <w:spacing w:line="360" w:lineRule="auto" w:before="0" w:after="0"/>
+              <w:ind w:firstLine="0"/>
+              <w:jc w:val="center"/>
+            </w:pPr>
             <w:r>
               <w:rPr>
-                <w:sz w:val="18"/>
+                <w:rFonts w:ascii="Times New Roman" w:hAnsi="Times New Roman" w:eastAsia="Times New Roman" w:cs="Times New Roman"/>
+                <w:b/>
+                <w:sz w:val="22"/>
               </w:rPr>
               <w:t>Хранение</w:t>
             </w:r>
@@ -166,9 +246,16 @@
             <w:tcW w:type="dxa" w:w="1728"/>
           </w:tcPr>
           <w:p>
+            <w:pPr>
+              <w:spacing w:line="360" w:lineRule="auto" w:before="0" w:after="0"/>
+              <w:ind w:firstLine="0"/>
+              <w:jc w:val="center"/>
+            </w:pPr>
             <w:r>
               <w:rPr>
-                <w:sz w:val="18"/>
+                <w:rFonts w:ascii="Times New Roman" w:hAnsi="Times New Roman" w:eastAsia="Times New Roman" w:cs="Times New Roman"/>
+                <w:b/>
+                <w:sz w:val="22"/>
               </w:rPr>
               <w:t>Проверка</w:t>
             </w:r>
@@ -181,9 +268,16 @@
             <w:tcW w:type="dxa" w:w="1728"/>
           </w:tcPr>
           <w:p>
+            <w:pPr>
+              <w:spacing w:line="360" w:lineRule="auto" w:before="0" w:after="0"/>
+              <w:ind w:firstLine="0"/>
+              <w:jc w:val="both"/>
+            </w:pPr>
             <w:r>
               <w:rPr>
-                <w:sz w:val="18"/>
+                <w:rFonts w:ascii="Times New Roman" w:hAnsi="Times New Roman" w:eastAsia="Times New Roman" w:cs="Times New Roman"/>
+                <w:b w:val="0"/>
+                <w:sz w:val="22"/>
               </w:rPr>
               <w:t>База SQLite</w:t>
             </w:r>
@@ -194,9 +288,16 @@
             <w:tcW w:type="dxa" w:w="1728"/>
           </w:tcPr>
           <w:p>
+            <w:pPr>
+              <w:spacing w:line="360" w:lineRule="auto" w:before="0" w:after="0"/>
+              <w:ind w:firstLine="0"/>
+              <w:jc w:val="both"/>
+            </w:pPr>
             <w:r>
               <w:rPr>
-                <w:sz w:val="18"/>
+                <w:rFonts w:ascii="Times New Roman" w:hAnsi="Times New Roman" w:eastAsia="Times New Roman" w:cs="Times New Roman"/>
+                <w:b w:val="0"/>
+                <w:sz w:val="22"/>
               </w:rPr>
               <w:t>полная</w:t>
             </w:r>
@@ -207,9 +308,16 @@
             <w:tcW w:type="dxa" w:w="1728"/>
           </w:tcPr>
           <w:p>
+            <w:pPr>
+              <w:spacing w:line="360" w:lineRule="auto" w:before="0" w:after="0"/>
+              <w:ind w:firstLine="0"/>
+              <w:jc w:val="both"/>
+            </w:pPr>
             <w:r>
               <w:rPr>
-                <w:sz w:val="18"/>
+                <w:rFonts w:ascii="Times New Roman" w:hAnsi="Times New Roman" w:eastAsia="Times New Roman" w:cs="Times New Roman"/>
+                <w:b w:val="0"/>
+                <w:sz w:val="22"/>
               </w:rPr>
               <w:t>ежедневно</w:t>
             </w:r>
@@ -220,9 +328,16 @@
             <w:tcW w:type="dxa" w:w="1728"/>
           </w:tcPr>
           <w:p>
+            <w:pPr>
+              <w:spacing w:line="360" w:lineRule="auto" w:before="0" w:after="0"/>
+              <w:ind w:firstLine="0"/>
+              <w:jc w:val="both"/>
+            </w:pPr>
             <w:r>
               <w:rPr>
-                <w:sz w:val="18"/>
+                <w:rFonts w:ascii="Times New Roman" w:hAnsi="Times New Roman" w:eastAsia="Times New Roman" w:cs="Times New Roman"/>
+                <w:b w:val="0"/>
+                <w:sz w:val="22"/>
               </w:rPr>
               <w:t>отдельный диск</w:t>
             </w:r>
@@ -233,9 +348,16 @@
             <w:tcW w:type="dxa" w:w="1728"/>
           </w:tcPr>
           <w:p>
+            <w:pPr>
+              <w:spacing w:line="360" w:lineRule="auto" w:before="0" w:after="0"/>
+              <w:ind w:firstLine="0"/>
+              <w:jc w:val="both"/>
+            </w:pPr>
             <w:r>
               <w:rPr>
-                <w:sz w:val="18"/>
+                <w:rFonts w:ascii="Times New Roman" w:hAnsi="Times New Roman" w:eastAsia="Times New Roman" w:cs="Times New Roman"/>
+                <w:b w:val="0"/>
+                <w:sz w:val="22"/>
               </w:rPr>
               <w:t>открыть и выполнить COUNT</w:t>
             </w:r>
@@ -248,9 +370,16 @@
             <w:tcW w:type="dxa" w:w="1728"/>
           </w:tcPr>
           <w:p>
+            <w:pPr>
+              <w:spacing w:line="360" w:lineRule="auto" w:before="0" w:after="0"/>
+              <w:ind w:firstLine="0"/>
+              <w:jc w:val="both"/>
+            </w:pPr>
             <w:r>
               <w:rPr>
-                <w:sz w:val="18"/>
+                <w:rFonts w:ascii="Times New Roman" w:hAnsi="Times New Roman" w:eastAsia="Times New Roman" w:cs="Times New Roman"/>
+                <w:b w:val="0"/>
+                <w:sz w:val="22"/>
               </w:rPr>
               <w:t>Конфигурация</w:t>
             </w:r>
@@ -261,9 +390,16 @@
             <w:tcW w:type="dxa" w:w="1728"/>
           </w:tcPr>
           <w:p>
+            <w:pPr>
+              <w:spacing w:line="360" w:lineRule="auto" w:before="0" w:after="0"/>
+              <w:ind w:firstLine="0"/>
+              <w:jc w:val="both"/>
+            </w:pPr>
             <w:r>
               <w:rPr>
-                <w:sz w:val="18"/>
+                <w:rFonts w:ascii="Times New Roman" w:hAnsi="Times New Roman" w:eastAsia="Times New Roman" w:cs="Times New Roman"/>
+                <w:b w:val="0"/>
+                <w:sz w:val="22"/>
               </w:rPr>
               <w:t>полная</w:t>
             </w:r>
@@ -274,9 +410,16 @@
             <w:tcW w:type="dxa" w:w="1728"/>
           </w:tcPr>
           <w:p>
+            <w:pPr>
+              <w:spacing w:line="360" w:lineRule="auto" w:before="0" w:after="0"/>
+              <w:ind w:firstLine="0"/>
+              <w:jc w:val="both"/>
+            </w:pPr>
             <w:r>
               <w:rPr>
-                <w:sz w:val="18"/>
+                <w:rFonts w:ascii="Times New Roman" w:hAnsi="Times New Roman" w:eastAsia="Times New Roman" w:cs="Times New Roman"/>
+                <w:b w:val="0"/>
+                <w:sz w:val="22"/>
               </w:rPr>
               <w:t>после изменения</w:t>
             </w:r>
@@ -287,9 +430,16 @@
             <w:tcW w:type="dxa" w:w="1728"/>
           </w:tcPr>
           <w:p>
+            <w:pPr>
+              <w:spacing w:line="360" w:lineRule="auto" w:before="0" w:after="0"/>
+              <w:ind w:firstLine="0"/>
+              <w:jc w:val="both"/>
+            </w:pPr>
             <w:r>
               <w:rPr>
-                <w:sz w:val="18"/>
+                <w:rFonts w:ascii="Times New Roman" w:hAnsi="Times New Roman" w:eastAsia="Times New Roman" w:cs="Times New Roman"/>
+                <w:b w:val="0"/>
+                <w:sz w:val="22"/>
               </w:rPr>
               <w:t>репозиторий</w:t>
             </w:r>
@@ -300,9 +450,16 @@
             <w:tcW w:type="dxa" w:w="1728"/>
           </w:tcPr>
           <w:p>
+            <w:pPr>
+              <w:spacing w:line="360" w:lineRule="auto" w:before="0" w:after="0"/>
+              <w:ind w:firstLine="0"/>
+              <w:jc w:val="both"/>
+            </w:pPr>
             <w:r>
               <w:rPr>
-                <w:sz w:val="18"/>
+                <w:rFonts w:ascii="Times New Roman" w:hAnsi="Times New Roman" w:eastAsia="Times New Roman" w:cs="Times New Roman"/>
+                <w:b w:val="0"/>
+                <w:sz w:val="22"/>
               </w:rPr>
               <w:t>сравнить контрольную сумму</w:t>
             </w:r>
@@ -315,9 +472,16 @@
             <w:tcW w:type="dxa" w:w="1728"/>
           </w:tcPr>
           <w:p>
+            <w:pPr>
+              <w:spacing w:line="360" w:lineRule="auto" w:before="0" w:after="0"/>
+              <w:ind w:firstLine="0"/>
+              <w:jc w:val="both"/>
+            </w:pPr>
             <w:r>
               <w:rPr>
-                <w:sz w:val="18"/>
+                <w:rFonts w:ascii="Times New Roman" w:hAnsi="Times New Roman" w:eastAsia="Times New Roman" w:cs="Times New Roman"/>
+                <w:b w:val="0"/>
+                <w:sz w:val="22"/>
               </w:rPr>
               <w:t>Журналы</w:t>
             </w:r>
@@ -328,9 +492,16 @@
             <w:tcW w:type="dxa" w:w="1728"/>
           </w:tcPr>
           <w:p>
+            <w:pPr>
+              <w:spacing w:line="360" w:lineRule="auto" w:before="0" w:after="0"/>
+              <w:ind w:firstLine="0"/>
+              <w:jc w:val="both"/>
+            </w:pPr>
             <w:r>
               <w:rPr>
-                <w:sz w:val="18"/>
+                <w:rFonts w:ascii="Times New Roman" w:hAnsi="Times New Roman" w:eastAsia="Times New Roman" w:cs="Times New Roman"/>
+                <w:b w:val="0"/>
+                <w:sz w:val="22"/>
               </w:rPr>
               <w:t>инкрементальная</w:t>
             </w:r>
@@ -341,9 +512,16 @@
             <w:tcW w:type="dxa" w:w="1728"/>
           </w:tcPr>
           <w:p>
+            <w:pPr>
+              <w:spacing w:line="360" w:lineRule="auto" w:before="0" w:after="0"/>
+              <w:ind w:firstLine="0"/>
+              <w:jc w:val="both"/>
+            </w:pPr>
             <w:r>
               <w:rPr>
-                <w:sz w:val="18"/>
+                <w:rFonts w:ascii="Times New Roman" w:hAnsi="Times New Roman" w:eastAsia="Times New Roman" w:cs="Times New Roman"/>
+                <w:b w:val="0"/>
+                <w:sz w:val="22"/>
               </w:rPr>
               <w:t>ежечасно</w:t>
             </w:r>
@@ -354,9 +532,16 @@
             <w:tcW w:type="dxa" w:w="1728"/>
           </w:tcPr>
           <w:p>
+            <w:pPr>
+              <w:spacing w:line="360" w:lineRule="auto" w:before="0" w:after="0"/>
+              <w:ind w:firstLine="0"/>
+              <w:jc w:val="both"/>
+            </w:pPr>
             <w:r>
               <w:rPr>
-                <w:sz w:val="18"/>
+                <w:rFonts w:ascii="Times New Roman" w:hAnsi="Times New Roman" w:eastAsia="Times New Roman" w:cs="Times New Roman"/>
+                <w:b w:val="0"/>
+                <w:sz w:val="22"/>
               </w:rPr>
               <w:t>отдельный узел</w:t>
             </w:r>
@@ -367,9 +552,16 @@
             <w:tcW w:type="dxa" w:w="1728"/>
           </w:tcPr>
           <w:p>
+            <w:pPr>
+              <w:spacing w:line="360" w:lineRule="auto" w:before="0" w:after="0"/>
+              <w:ind w:firstLine="0"/>
+              <w:jc w:val="both"/>
+            </w:pPr>
             <w:r>
               <w:rPr>
-                <w:sz w:val="18"/>
+                <w:rFonts w:ascii="Times New Roman" w:hAnsi="Times New Roman" w:eastAsia="Times New Roman" w:cs="Times New Roman"/>
+                <w:b w:val="0"/>
+                <w:sz w:val="22"/>
               </w:rPr>
               <w:t>прочитать последнюю запись</w:t>
             </w:r>
@@ -382,9 +574,16 @@
             <w:tcW w:type="dxa" w:w="1728"/>
           </w:tcPr>
           <w:p>
+            <w:pPr>
+              <w:spacing w:line="360" w:lineRule="auto" w:before="0" w:after="0"/>
+              <w:ind w:firstLine="0"/>
+              <w:jc w:val="both"/>
+            </w:pPr>
             <w:r>
               <w:rPr>
-                <w:sz w:val="18"/>
+                <w:rFonts w:ascii="Times New Roman" w:hAnsi="Times New Roman" w:eastAsia="Times New Roman" w:cs="Times New Roman"/>
+                <w:b w:val="0"/>
+                <w:sz w:val="22"/>
               </w:rPr>
               <w:t>Секреты</w:t>
             </w:r>
@@ -395,9 +594,16 @@
             <w:tcW w:type="dxa" w:w="1728"/>
           </w:tcPr>
           <w:p>
+            <w:pPr>
+              <w:spacing w:line="360" w:lineRule="auto" w:before="0" w:after="0"/>
+              <w:ind w:firstLine="0"/>
+              <w:jc w:val="both"/>
+            </w:pPr>
             <w:r>
               <w:rPr>
-                <w:sz w:val="18"/>
+                <w:rFonts w:ascii="Times New Roman" w:hAnsi="Times New Roman" w:eastAsia="Times New Roman" w:cs="Times New Roman"/>
+                <w:b w:val="0"/>
+                <w:sz w:val="22"/>
               </w:rPr>
               <w:t>зашифрованная</w:t>
             </w:r>
@@ -408,9 +614,16 @@
             <w:tcW w:type="dxa" w:w="1728"/>
           </w:tcPr>
           <w:p>
+            <w:pPr>
+              <w:spacing w:line="360" w:lineRule="auto" w:before="0" w:after="0"/>
+              <w:ind w:firstLine="0"/>
+              <w:jc w:val="both"/>
+            </w:pPr>
             <w:r>
               <w:rPr>
-                <w:sz w:val="18"/>
+                <w:rFonts w:ascii="Times New Roman" w:hAnsi="Times New Roman" w:eastAsia="Times New Roman" w:cs="Times New Roman"/>
+                <w:b w:val="0"/>
+                <w:sz w:val="22"/>
               </w:rPr>
               <w:t>при смене</w:t>
             </w:r>
@@ -421,9 +634,16 @@
             <w:tcW w:type="dxa" w:w="1728"/>
           </w:tcPr>
           <w:p>
+            <w:pPr>
+              <w:spacing w:line="360" w:lineRule="auto" w:before="0" w:after="0"/>
+              <w:ind w:firstLine="0"/>
+              <w:jc w:val="both"/>
+            </w:pPr>
             <w:r>
               <w:rPr>
-                <w:sz w:val="18"/>
+                <w:rFonts w:ascii="Times New Roman" w:hAnsi="Times New Roman" w:eastAsia="Times New Roman" w:cs="Times New Roman"/>
+                <w:b w:val="0"/>
+                <w:sz w:val="22"/>
               </w:rPr>
               <w:t>хранилище секретов</w:t>
             </w:r>
@@ -434,9 +654,16 @@
             <w:tcW w:type="dxa" w:w="1728"/>
           </w:tcPr>
           <w:p>
+            <w:pPr>
+              <w:spacing w:line="360" w:lineRule="auto" w:before="0" w:after="0"/>
+              <w:ind w:firstLine="0"/>
+              <w:jc w:val="both"/>
+            </w:pPr>
             <w:r>
               <w:rPr>
-                <w:sz w:val="18"/>
+                <w:rFonts w:ascii="Times New Roman" w:hAnsi="Times New Roman" w:eastAsia="Times New Roman" w:cs="Times New Roman"/>
+                <w:b w:val="0"/>
+                <w:sz w:val="22"/>
               </w:rPr>
               <w:t>не попадает в копию БД</w:t>
             </w:r>
@@ -446,10 +673,16 @@
     </w:tbl>
     <w:p/>
     <w:p>
+      <w:pPr>
+        <w:spacing w:line="360" w:lineRule="auto" w:before="0" w:after="0"/>
+        <w:ind w:firstLine="709"/>
+        <w:jc w:val="both"/>
+      </w:pPr>
       <w:r>
         <w:rPr>
+          <w:rFonts w:ascii="Times New Roman" w:hAnsi="Times New Roman" w:eastAsia="Times New Roman" w:cs="Times New Roman"/>
           <w:b/>
-          <w:sz w:val="24"/>
+          <w:sz w:val="28"/>
         </w:rPr>
         <w:t>Разграничение доступа</w:t>
       </w:r>
@@ -458,6 +691,7 @@
       <w:tblPr>
         <w:tblStyle w:val="TableGrid"/>
         <w:tblW w:type="auto" w:w="0"/>
+        <w:tblLayout w:type="autofit"/>
         <w:tblLook w:firstColumn="1" w:firstRow="1" w:lastColumn="0" w:lastRow="0" w:noHBand="0" w:noVBand="1" w:val="04A0"/>
       </w:tblPr>
       <w:tblGrid>
@@ -474,9 +708,16 @@
             <w:tcW w:type="dxa" w:w="1440"/>
           </w:tcPr>
           <w:p>
+            <w:pPr>
+              <w:spacing w:line="360" w:lineRule="auto" w:before="0" w:after="0"/>
+              <w:ind w:firstLine="0"/>
+              <w:jc w:val="center"/>
+            </w:pPr>
             <w:r>
               <w:rPr>
-                <w:sz w:val="18"/>
+                <w:rFonts w:ascii="Times New Roman" w:hAnsi="Times New Roman" w:eastAsia="Times New Roman" w:cs="Times New Roman"/>
+                <w:b/>
+                <w:sz w:val="22"/>
               </w:rPr>
               <w:t>Роль</w:t>
             </w:r>
@@ -487,9 +728,16 @@
             <w:tcW w:type="dxa" w:w="1440"/>
           </w:tcPr>
           <w:p>
+            <w:pPr>
+              <w:spacing w:line="360" w:lineRule="auto" w:before="0" w:after="0"/>
+              <w:ind w:firstLine="0"/>
+              <w:jc w:val="center"/>
+            </w:pPr>
             <w:r>
               <w:rPr>
-                <w:sz w:val="18"/>
+                <w:rFonts w:ascii="Times New Roman" w:hAnsi="Times New Roman" w:eastAsia="Times New Roman" w:cs="Times New Roman"/>
+                <w:b/>
+                <w:sz w:val="22"/>
               </w:rPr>
               <w:t>Группа</w:t>
             </w:r>
@@ -500,9 +748,16 @@
             <w:tcW w:type="dxa" w:w="1440"/>
           </w:tcPr>
           <w:p>
+            <w:pPr>
+              <w:spacing w:line="360" w:lineRule="auto" w:before="0" w:after="0"/>
+              <w:ind w:firstLine="0"/>
+              <w:jc w:val="center"/>
+            </w:pPr>
             <w:r>
               <w:rPr>
-                <w:sz w:val="18"/>
+                <w:rFonts w:ascii="Times New Roman" w:hAnsi="Times New Roman" w:eastAsia="Times New Roman" w:cs="Times New Roman"/>
+                <w:b/>
+                <w:sz w:val="22"/>
               </w:rPr>
               <w:t>Чтение</w:t>
             </w:r>
@@ -513,9 +768,16 @@
             <w:tcW w:type="dxa" w:w="1440"/>
           </w:tcPr>
           <w:p>
+            <w:pPr>
+              <w:spacing w:line="360" w:lineRule="auto" w:before="0" w:after="0"/>
+              <w:ind w:firstLine="0"/>
+              <w:jc w:val="center"/>
+            </w:pPr>
             <w:r>
               <w:rPr>
-                <w:sz w:val="18"/>
+                <w:rFonts w:ascii="Times New Roman" w:hAnsi="Times New Roman" w:eastAsia="Times New Roman" w:cs="Times New Roman"/>
+                <w:b/>
+                <w:sz w:val="22"/>
               </w:rPr>
               <w:t>Запись</w:t>
             </w:r>
@@ -526,9 +788,16 @@
             <w:tcW w:type="dxa" w:w="1440"/>
           </w:tcPr>
           <w:p>
+            <w:pPr>
+              <w:spacing w:line="360" w:lineRule="auto" w:before="0" w:after="0"/>
+              <w:ind w:firstLine="0"/>
+              <w:jc w:val="center"/>
+            </w:pPr>
             <w:r>
               <w:rPr>
-                <w:sz w:val="18"/>
+                <w:rFonts w:ascii="Times New Roman" w:hAnsi="Times New Roman" w:eastAsia="Times New Roman" w:cs="Times New Roman"/>
+                <w:b/>
+                <w:sz w:val="22"/>
               </w:rPr>
               <w:t>Удаление</w:t>
             </w:r>
@@ -539,9 +808,16 @@
             <w:tcW w:type="dxa" w:w="1440"/>
           </w:tcPr>
           <w:p>
+            <w:pPr>
+              <w:spacing w:line="360" w:lineRule="auto" w:before="0" w:after="0"/>
+              <w:ind w:firstLine="0"/>
+              <w:jc w:val="center"/>
+            </w:pPr>
             <w:r>
               <w:rPr>
-                <w:sz w:val="18"/>
+                <w:rFonts w:ascii="Times New Roman" w:hAnsi="Times New Roman" w:eastAsia="Times New Roman" w:cs="Times New Roman"/>
+                <w:b/>
+                <w:sz w:val="22"/>
               </w:rPr>
               <w:t>Аудит</w:t>
             </w:r>
@@ -554,9 +830,16 @@
             <w:tcW w:type="dxa" w:w="1440"/>
           </w:tcPr>
           <w:p>
+            <w:pPr>
+              <w:spacing w:line="360" w:lineRule="auto" w:before="0" w:after="0"/>
+              <w:ind w:firstLine="0"/>
+              <w:jc w:val="both"/>
+            </w:pPr>
             <w:r>
               <w:rPr>
-                <w:sz w:val="18"/>
+                <w:rFonts w:ascii="Times New Roman" w:hAnsi="Times New Roman" w:eastAsia="Times New Roman" w:cs="Times New Roman"/>
+                <w:b w:val="0"/>
+                <w:sz w:val="22"/>
               </w:rPr>
               <w:t>Наблюдатель</w:t>
             </w:r>
@@ -567,9 +850,16 @@
             <w:tcW w:type="dxa" w:w="1440"/>
           </w:tcPr>
           <w:p>
+            <w:pPr>
+              <w:spacing w:line="360" w:lineRule="auto" w:before="0" w:after="0"/>
+              <w:ind w:firstLine="0"/>
+              <w:jc w:val="both"/>
+            </w:pPr>
             <w:r>
               <w:rPr>
-                <w:sz w:val="18"/>
+                <w:rFonts w:ascii="Times New Roman" w:hAnsi="Times New Roman" w:eastAsia="Times New Roman" w:cs="Times New Roman"/>
+                <w:b w:val="0"/>
+                <w:sz w:val="22"/>
               </w:rPr>
               <w:t>uifis_read</w:t>
             </w:r>
@@ -580,9 +870,16 @@
             <w:tcW w:type="dxa" w:w="1440"/>
           </w:tcPr>
           <w:p>
+            <w:pPr>
+              <w:spacing w:line="360" w:lineRule="auto" w:before="0" w:after="0"/>
+              <w:ind w:firstLine="0"/>
+              <w:jc w:val="both"/>
+            </w:pPr>
             <w:r>
               <w:rPr>
-                <w:sz w:val="18"/>
+                <w:rFonts w:ascii="Times New Roman" w:hAnsi="Times New Roman" w:eastAsia="Times New Roman" w:cs="Times New Roman"/>
+                <w:b w:val="0"/>
+                <w:sz w:val="22"/>
               </w:rPr>
               <w:t>разрешено</w:t>
             </w:r>
@@ -593,9 +890,16 @@
             <w:tcW w:type="dxa" w:w="1440"/>
           </w:tcPr>
           <w:p>
+            <w:pPr>
+              <w:spacing w:line="360" w:lineRule="auto" w:before="0" w:after="0"/>
+              <w:ind w:firstLine="0"/>
+              <w:jc w:val="both"/>
+            </w:pPr>
             <w:r>
               <w:rPr>
-                <w:sz w:val="18"/>
+                <w:rFonts w:ascii="Times New Roman" w:hAnsi="Times New Roman" w:eastAsia="Times New Roman" w:cs="Times New Roman"/>
+                <w:b w:val="0"/>
+                <w:sz w:val="22"/>
               </w:rPr>
               <w:t>запрещено</w:t>
             </w:r>
@@ -606,9 +910,16 @@
             <w:tcW w:type="dxa" w:w="1440"/>
           </w:tcPr>
           <w:p>
+            <w:pPr>
+              <w:spacing w:line="360" w:lineRule="auto" w:before="0" w:after="0"/>
+              <w:ind w:firstLine="0"/>
+              <w:jc w:val="both"/>
+            </w:pPr>
             <w:r>
               <w:rPr>
-                <w:sz w:val="18"/>
+                <w:rFonts w:ascii="Times New Roman" w:hAnsi="Times New Roman" w:eastAsia="Times New Roman" w:cs="Times New Roman"/>
+                <w:b w:val="0"/>
+                <w:sz w:val="22"/>
               </w:rPr>
               <w:t>запрещено</w:t>
             </w:r>
@@ -619,9 +930,16 @@
             <w:tcW w:type="dxa" w:w="1440"/>
           </w:tcPr>
           <w:p>
+            <w:pPr>
+              <w:spacing w:line="360" w:lineRule="auto" w:before="0" w:after="0"/>
+              <w:ind w:firstLine="0"/>
+              <w:jc w:val="both"/>
+            </w:pPr>
             <w:r>
               <w:rPr>
-                <w:sz w:val="18"/>
+                <w:rFonts w:ascii="Times New Roman" w:hAnsi="Times New Roman" w:eastAsia="Times New Roman" w:cs="Times New Roman"/>
+                <w:b w:val="0"/>
+                <w:sz w:val="22"/>
               </w:rPr>
               <w:t>свои действия</w:t>
             </w:r>
@@ -634,9 +952,16 @@
             <w:tcW w:type="dxa" w:w="1440"/>
           </w:tcPr>
           <w:p>
+            <w:pPr>
+              <w:spacing w:line="360" w:lineRule="auto" w:before="0" w:after="0"/>
+              <w:ind w:firstLine="0"/>
+              <w:jc w:val="both"/>
+            </w:pPr>
             <w:r>
               <w:rPr>
-                <w:sz w:val="18"/>
+                <w:rFonts w:ascii="Times New Roman" w:hAnsi="Times New Roman" w:eastAsia="Times New Roman" w:cs="Times New Roman"/>
+                <w:b w:val="0"/>
+                <w:sz w:val="22"/>
               </w:rPr>
               <w:t>Оператор</w:t>
             </w:r>
@@ -647,9 +972,16 @@
             <w:tcW w:type="dxa" w:w="1440"/>
           </w:tcPr>
           <w:p>
+            <w:pPr>
+              <w:spacing w:line="360" w:lineRule="auto" w:before="0" w:after="0"/>
+              <w:ind w:firstLine="0"/>
+              <w:jc w:val="both"/>
+            </w:pPr>
             <w:r>
               <w:rPr>
-                <w:sz w:val="18"/>
+                <w:rFonts w:ascii="Times New Roman" w:hAnsi="Times New Roman" w:eastAsia="Times New Roman" w:cs="Times New Roman"/>
+                <w:b w:val="0"/>
+                <w:sz w:val="22"/>
               </w:rPr>
               <w:t>uifis_write</w:t>
             </w:r>
@@ -660,9 +992,16 @@
             <w:tcW w:type="dxa" w:w="1440"/>
           </w:tcPr>
           <w:p>
+            <w:pPr>
+              <w:spacing w:line="360" w:lineRule="auto" w:before="0" w:after="0"/>
+              <w:ind w:firstLine="0"/>
+              <w:jc w:val="both"/>
+            </w:pPr>
             <w:r>
               <w:rPr>
-                <w:sz w:val="18"/>
+                <w:rFonts w:ascii="Times New Roman" w:hAnsi="Times New Roman" w:eastAsia="Times New Roman" w:cs="Times New Roman"/>
+                <w:b w:val="0"/>
+                <w:sz w:val="22"/>
               </w:rPr>
               <w:t>разрешено</w:t>
             </w:r>
@@ -673,9 +1012,16 @@
             <w:tcW w:type="dxa" w:w="1440"/>
           </w:tcPr>
           <w:p>
+            <w:pPr>
+              <w:spacing w:line="360" w:lineRule="auto" w:before="0" w:after="0"/>
+              <w:ind w:firstLine="0"/>
+              <w:jc w:val="both"/>
+            </w:pPr>
             <w:r>
               <w:rPr>
-                <w:sz w:val="18"/>
+                <w:rFonts w:ascii="Times New Roman" w:hAnsi="Times New Roman" w:eastAsia="Times New Roman" w:cs="Times New Roman"/>
+                <w:b w:val="0"/>
+                <w:sz w:val="22"/>
               </w:rPr>
               <w:t>разрешено</w:t>
             </w:r>
@@ -686,9 +1032,16 @@
             <w:tcW w:type="dxa" w:w="1440"/>
           </w:tcPr>
           <w:p>
+            <w:pPr>
+              <w:spacing w:line="360" w:lineRule="auto" w:before="0" w:after="0"/>
+              <w:ind w:firstLine="0"/>
+              <w:jc w:val="both"/>
+            </w:pPr>
             <w:r>
               <w:rPr>
-                <w:sz w:val="18"/>
+                <w:rFonts w:ascii="Times New Roman" w:hAnsi="Times New Roman" w:eastAsia="Times New Roman" w:cs="Times New Roman"/>
+                <w:b w:val="0"/>
+                <w:sz w:val="22"/>
               </w:rPr>
               <w:t>запрещено</w:t>
             </w:r>
@@ -699,9 +1052,16 @@
             <w:tcW w:type="dxa" w:w="1440"/>
           </w:tcPr>
           <w:p>
+            <w:pPr>
+              <w:spacing w:line="360" w:lineRule="auto" w:before="0" w:after="0"/>
+              <w:ind w:firstLine="0"/>
+              <w:jc w:val="both"/>
+            </w:pPr>
             <w:r>
               <w:rPr>
-                <w:sz w:val="18"/>
+                <w:rFonts w:ascii="Times New Roman" w:hAnsi="Times New Roman" w:eastAsia="Times New Roman" w:cs="Times New Roman"/>
+                <w:b w:val="0"/>
+                <w:sz w:val="22"/>
               </w:rPr>
               <w:t>свои действия</w:t>
             </w:r>
@@ -714,9 +1074,16 @@
             <w:tcW w:type="dxa" w:w="1440"/>
           </w:tcPr>
           <w:p>
+            <w:pPr>
+              <w:spacing w:line="360" w:lineRule="auto" w:before="0" w:after="0"/>
+              <w:ind w:firstLine="0"/>
+              <w:jc w:val="both"/>
+            </w:pPr>
             <w:r>
               <w:rPr>
-                <w:sz w:val="18"/>
+                <w:rFonts w:ascii="Times New Roman" w:hAnsi="Times New Roman" w:eastAsia="Times New Roman" w:cs="Times New Roman"/>
+                <w:b w:val="0"/>
+                <w:sz w:val="22"/>
               </w:rPr>
               <w:t>Администратор</w:t>
             </w:r>
@@ -727,9 +1094,16 @@
             <w:tcW w:type="dxa" w:w="1440"/>
           </w:tcPr>
           <w:p>
+            <w:pPr>
+              <w:spacing w:line="360" w:lineRule="auto" w:before="0" w:after="0"/>
+              <w:ind w:firstLine="0"/>
+              <w:jc w:val="both"/>
+            </w:pPr>
             <w:r>
               <w:rPr>
-                <w:sz w:val="18"/>
+                <w:rFonts w:ascii="Times New Roman" w:hAnsi="Times New Roman" w:eastAsia="Times New Roman" w:cs="Times New Roman"/>
+                <w:b w:val="0"/>
+                <w:sz w:val="22"/>
               </w:rPr>
               <w:t>uifis_admin</w:t>
             </w:r>
@@ -740,9 +1114,16 @@
             <w:tcW w:type="dxa" w:w="1440"/>
           </w:tcPr>
           <w:p>
+            <w:pPr>
+              <w:spacing w:line="360" w:lineRule="auto" w:before="0" w:after="0"/>
+              <w:ind w:firstLine="0"/>
+              <w:jc w:val="both"/>
+            </w:pPr>
             <w:r>
               <w:rPr>
-                <w:sz w:val="18"/>
+                <w:rFonts w:ascii="Times New Roman" w:hAnsi="Times New Roman" w:eastAsia="Times New Roman" w:cs="Times New Roman"/>
+                <w:b w:val="0"/>
+                <w:sz w:val="22"/>
               </w:rPr>
               <w:t>разрешено</w:t>
             </w:r>
@@ -753,9 +1134,16 @@
             <w:tcW w:type="dxa" w:w="1440"/>
           </w:tcPr>
           <w:p>
+            <w:pPr>
+              <w:spacing w:line="360" w:lineRule="auto" w:before="0" w:after="0"/>
+              <w:ind w:firstLine="0"/>
+              <w:jc w:val="both"/>
+            </w:pPr>
             <w:r>
               <w:rPr>
-                <w:sz w:val="18"/>
+                <w:rFonts w:ascii="Times New Roman" w:hAnsi="Times New Roman" w:eastAsia="Times New Roman" w:cs="Times New Roman"/>
+                <w:b w:val="0"/>
+                <w:sz w:val="22"/>
               </w:rPr>
               <w:t>разрешено</w:t>
             </w:r>
@@ -766,9 +1154,16 @@
             <w:tcW w:type="dxa" w:w="1440"/>
           </w:tcPr>
           <w:p>
+            <w:pPr>
+              <w:spacing w:line="360" w:lineRule="auto" w:before="0" w:after="0"/>
+              <w:ind w:firstLine="0"/>
+              <w:jc w:val="both"/>
+            </w:pPr>
             <w:r>
               <w:rPr>
-                <w:sz w:val="18"/>
+                <w:rFonts w:ascii="Times New Roman" w:hAnsi="Times New Roman" w:eastAsia="Times New Roman" w:cs="Times New Roman"/>
+                <w:b w:val="0"/>
+                <w:sz w:val="22"/>
               </w:rPr>
               <w:t>разрешено</w:t>
             </w:r>
@@ -779,9 +1174,16 @@
             <w:tcW w:type="dxa" w:w="1440"/>
           </w:tcPr>
           <w:p>
+            <w:pPr>
+              <w:spacing w:line="360" w:lineRule="auto" w:before="0" w:after="0"/>
+              <w:ind w:firstLine="0"/>
+              <w:jc w:val="both"/>
+            </w:pPr>
             <w:r>
               <w:rPr>
-                <w:sz w:val="18"/>
+                <w:rFonts w:ascii="Times New Roman" w:hAnsi="Times New Roman" w:eastAsia="Times New Roman" w:cs="Times New Roman"/>
+                <w:b w:val="0"/>
+                <w:sz w:val="22"/>
               </w:rPr>
               <w:t>все действия</w:t>
             </w:r>
@@ -794,9 +1196,16 @@
             <w:tcW w:type="dxa" w:w="1440"/>
           </w:tcPr>
           <w:p>
+            <w:pPr>
+              <w:spacing w:line="360" w:lineRule="auto" w:before="0" w:after="0"/>
+              <w:ind w:firstLine="0"/>
+              <w:jc w:val="both"/>
+            </w:pPr>
             <w:r>
               <w:rPr>
-                <w:sz w:val="18"/>
+                <w:rFonts w:ascii="Times New Roman" w:hAnsi="Times New Roman" w:eastAsia="Times New Roman" w:cs="Times New Roman"/>
+                <w:b w:val="0"/>
+                <w:sz w:val="22"/>
               </w:rPr>
               <w:t>Гость</w:t>
             </w:r>
@@ -807,9 +1216,16 @@
             <w:tcW w:type="dxa" w:w="1440"/>
           </w:tcPr>
           <w:p>
+            <w:pPr>
+              <w:spacing w:line="360" w:lineRule="auto" w:before="0" w:after="0"/>
+              <w:ind w:firstLine="0"/>
+              <w:jc w:val="both"/>
+            </w:pPr>
             <w:r>
               <w:rPr>
-                <w:sz w:val="18"/>
+                <w:rFonts w:ascii="Times New Roman" w:hAnsi="Times New Roman" w:eastAsia="Times New Roman" w:cs="Times New Roman"/>
+                <w:b w:val="0"/>
+                <w:sz w:val="22"/>
               </w:rPr>
               <w:t>uifis_guest</w:t>
             </w:r>
@@ -820,9 +1236,16 @@
             <w:tcW w:type="dxa" w:w="1440"/>
           </w:tcPr>
           <w:p>
+            <w:pPr>
+              <w:spacing w:line="360" w:lineRule="auto" w:before="0" w:after="0"/>
+              <w:ind w:firstLine="0"/>
+              <w:jc w:val="both"/>
+            </w:pPr>
             <w:r>
               <w:rPr>
-                <w:sz w:val="18"/>
+                <w:rFonts w:ascii="Times New Roman" w:hAnsi="Times New Roman" w:eastAsia="Times New Roman" w:cs="Times New Roman"/>
+                <w:b w:val="0"/>
+                <w:sz w:val="22"/>
               </w:rPr>
               <w:t>только отчёт</w:t>
             </w:r>
@@ -833,9 +1256,16 @@
             <w:tcW w:type="dxa" w:w="1440"/>
           </w:tcPr>
           <w:p>
+            <w:pPr>
+              <w:spacing w:line="360" w:lineRule="auto" w:before="0" w:after="0"/>
+              <w:ind w:firstLine="0"/>
+              <w:jc w:val="both"/>
+            </w:pPr>
             <w:r>
               <w:rPr>
-                <w:sz w:val="18"/>
+                <w:rFonts w:ascii="Times New Roman" w:hAnsi="Times New Roman" w:eastAsia="Times New Roman" w:cs="Times New Roman"/>
+                <w:b w:val="0"/>
+                <w:sz w:val="22"/>
               </w:rPr>
               <w:t>запрещено</w:t>
             </w:r>
@@ -846,9 +1276,16 @@
             <w:tcW w:type="dxa" w:w="1440"/>
           </w:tcPr>
           <w:p>
+            <w:pPr>
+              <w:spacing w:line="360" w:lineRule="auto" w:before="0" w:after="0"/>
+              <w:ind w:firstLine="0"/>
+              <w:jc w:val="both"/>
+            </w:pPr>
             <w:r>
               <w:rPr>
-                <w:sz w:val="18"/>
+                <w:rFonts w:ascii="Times New Roman" w:hAnsi="Times New Roman" w:eastAsia="Times New Roman" w:cs="Times New Roman"/>
+                <w:b w:val="0"/>
+                <w:sz w:val="22"/>
               </w:rPr>
               <w:t>запрещено</w:t>
             </w:r>
@@ -859,9 +1296,16 @@
             <w:tcW w:type="dxa" w:w="1440"/>
           </w:tcPr>
           <w:p>
+            <w:pPr>
+              <w:spacing w:line="360" w:lineRule="auto" w:before="0" w:after="0"/>
+              <w:ind w:firstLine="0"/>
+              <w:jc w:val="both"/>
+            </w:pPr>
             <w:r>
               <w:rPr>
-                <w:sz w:val="18"/>
+                <w:rFonts w:ascii="Times New Roman" w:hAnsi="Times New Roman" w:eastAsia="Times New Roman" w:cs="Times New Roman"/>
+                <w:b w:val="0"/>
+                <w:sz w:val="22"/>
               </w:rPr>
               <w:t>вход и выход</w:t>
             </w:r>
@@ -871,10 +1315,16 @@
     </w:tbl>
     <w:p/>
     <w:p>
+      <w:pPr>
+        <w:spacing w:line="360" w:lineRule="auto" w:before="0" w:after="0"/>
+        <w:ind w:firstLine="709"/>
+        <w:jc w:val="both"/>
+      </w:pPr>
       <w:r>
         <w:rPr>
+          <w:rFonts w:ascii="Times New Roman" w:hAnsi="Times New Roman" w:eastAsia="Times New Roman" w:cs="Times New Roman"/>
           <w:b/>
-          <w:sz w:val="24"/>
+          <w:sz w:val="28"/>
         </w:rPr>
         <w:t>Проверка восстановления</w:t>
       </w:r>
@@ -883,6 +1333,7 @@
       <w:tblPr>
         <w:tblStyle w:val="TableGrid"/>
         <w:tblW w:type="auto" w:w="0"/>
+        <w:tblLayout w:type="autofit"/>
         <w:tblLook w:firstColumn="1" w:firstRow="1" w:lastColumn="0" w:lastRow="0" w:noHBand="0" w:noVBand="1" w:val="04A0"/>
       </w:tblPr>
       <w:tblGrid>
@@ -897,9 +1348,16 @@
             <w:tcW w:type="dxa" w:w="2160"/>
           </w:tcPr>
           <w:p>
+            <w:pPr>
+              <w:spacing w:line="360" w:lineRule="auto" w:before="0" w:after="0"/>
+              <w:ind w:firstLine="0"/>
+              <w:jc w:val="center"/>
+            </w:pPr>
             <w:r>
               <w:rPr>
-                <w:sz w:val="18"/>
+                <w:rFonts w:ascii="Times New Roman" w:hAnsi="Times New Roman" w:eastAsia="Times New Roman" w:cs="Times New Roman"/>
+                <w:b/>
+                <w:sz w:val="22"/>
               </w:rPr>
               <w:t>Проверка</w:t>
             </w:r>
@@ -910,9 +1368,16 @@
             <w:tcW w:type="dxa" w:w="2160"/>
           </w:tcPr>
           <w:p>
+            <w:pPr>
+              <w:spacing w:line="360" w:lineRule="auto" w:before="0" w:after="0"/>
+              <w:ind w:firstLine="0"/>
+              <w:jc w:val="center"/>
+            </w:pPr>
             <w:r>
               <w:rPr>
-                <w:sz w:val="18"/>
+                <w:rFonts w:ascii="Times New Roman" w:hAnsi="Times New Roman" w:eastAsia="Times New Roman" w:cs="Times New Roman"/>
+                <w:b/>
+                <w:sz w:val="22"/>
               </w:rPr>
               <w:t>Команда</w:t>
             </w:r>
@@ -923,9 +1388,16 @@
             <w:tcW w:type="dxa" w:w="2160"/>
           </w:tcPr>
           <w:p>
+            <w:pPr>
+              <w:spacing w:line="360" w:lineRule="auto" w:before="0" w:after="0"/>
+              <w:ind w:firstLine="0"/>
+              <w:jc w:val="center"/>
+            </w:pPr>
             <w:r>
               <w:rPr>
-                <w:sz w:val="18"/>
+                <w:rFonts w:ascii="Times New Roman" w:hAnsi="Times New Roman" w:eastAsia="Times New Roman" w:cs="Times New Roman"/>
+                <w:b/>
+                <w:sz w:val="22"/>
               </w:rPr>
               <w:t>Ожидаемый результат</w:t>
             </w:r>
@@ -936,9 +1408,16 @@
             <w:tcW w:type="dxa" w:w="2160"/>
           </w:tcPr>
           <w:p>
+            <w:pPr>
+              <w:spacing w:line="360" w:lineRule="auto" w:before="0" w:after="0"/>
+              <w:ind w:firstLine="0"/>
+              <w:jc w:val="center"/>
+            </w:pPr>
             <w:r>
               <w:rPr>
-                <w:sz w:val="18"/>
+                <w:rFonts w:ascii="Times New Roman" w:hAnsi="Times New Roman" w:eastAsia="Times New Roman" w:cs="Times New Roman"/>
+                <w:b/>
+                <w:sz w:val="22"/>
               </w:rPr>
               <w:t>Факт</w:t>
             </w:r>
@@ -951,9 +1430,16 @@
             <w:tcW w:type="dxa" w:w="2160"/>
           </w:tcPr>
           <w:p>
+            <w:pPr>
+              <w:spacing w:line="360" w:lineRule="auto" w:before="0" w:after="0"/>
+              <w:ind w:firstLine="0"/>
+              <w:jc w:val="both"/>
+            </w:pPr>
             <w:r>
               <w:rPr>
-                <w:sz w:val="18"/>
+                <w:rFonts w:ascii="Times New Roman" w:hAnsi="Times New Roman" w:eastAsia="Times New Roman" w:cs="Times New Roman"/>
+                <w:b w:val="0"/>
+                <w:sz w:val="22"/>
               </w:rPr>
               <w:t>Копия создана</w:t>
             </w:r>
@@ -964,9 +1450,16 @@
             <w:tcW w:type="dxa" w:w="2160"/>
           </w:tcPr>
           <w:p>
+            <w:pPr>
+              <w:spacing w:line="360" w:lineRule="auto" w:before="0" w:after="0"/>
+              <w:ind w:firstLine="0"/>
+              <w:jc w:val="both"/>
+            </w:pPr>
             <w:r>
               <w:rPr>
-                <w:sz w:val="18"/>
+                <w:rFonts w:ascii="Times New Roman" w:hAnsi="Times New Roman" w:eastAsia="Times New Roman" w:cs="Times New Roman"/>
+                <w:b w:val="0"/>
+                <w:sz w:val="22"/>
               </w:rPr>
               <w:t>ls -l backup/</w:t>
             </w:r>
@@ -977,9 +1470,16 @@
             <w:tcW w:type="dxa" w:w="2160"/>
           </w:tcPr>
           <w:p>
+            <w:pPr>
+              <w:spacing w:line="360" w:lineRule="auto" w:before="0" w:after="0"/>
+              <w:ind w:firstLine="0"/>
+              <w:jc w:val="both"/>
+            </w:pPr>
             <w:r>
               <w:rPr>
-                <w:sz w:val="18"/>
+                <w:rFonts w:ascii="Times New Roman" w:hAnsi="Times New Roman" w:eastAsia="Times New Roman" w:cs="Times New Roman"/>
+                <w:b w:val="0"/>
+                <w:sz w:val="22"/>
               </w:rPr>
               <w:t>файл с датой и размером</w:t>
             </w:r>
@@ -989,7 +1489,13 @@
           <w:tcPr>
             <w:tcW w:type="dxa" w:w="2160"/>
           </w:tcPr>
-          <w:p/>
+          <w:p>
+            <w:pPr>
+              <w:spacing w:line="360" w:lineRule="auto" w:before="0" w:after="0"/>
+              <w:ind w:firstLine="0"/>
+              <w:jc w:val="both"/>
+            </w:pPr>
+          </w:p>
         </w:tc>
       </w:tr>
       <w:tr>
@@ -998,9 +1504,16 @@
             <w:tcW w:type="dxa" w:w="2160"/>
           </w:tcPr>
           <w:p>
+            <w:pPr>
+              <w:spacing w:line="360" w:lineRule="auto" w:before="0" w:after="0"/>
+              <w:ind w:firstLine="0"/>
+              <w:jc w:val="both"/>
+            </w:pPr>
             <w:r>
               <w:rPr>
-                <w:sz w:val="18"/>
+                <w:rFonts w:ascii="Times New Roman" w:hAnsi="Times New Roman" w:eastAsia="Times New Roman" w:cs="Times New Roman"/>
+                <w:b w:val="0"/>
+                <w:sz w:val="22"/>
               </w:rPr>
               <w:t>Целостность</w:t>
             </w:r>
@@ -1011,9 +1524,16 @@
             <w:tcW w:type="dxa" w:w="2160"/>
           </w:tcPr>
           <w:p>
+            <w:pPr>
+              <w:spacing w:line="360" w:lineRule="auto" w:before="0" w:after="0"/>
+              <w:ind w:firstLine="0"/>
+              <w:jc w:val="both"/>
+            </w:pPr>
             <w:r>
               <w:rPr>
-                <w:sz w:val="18"/>
+                <w:rFonts w:ascii="Times New Roman" w:hAnsi="Times New Roman" w:eastAsia="Times New Roman" w:cs="Times New Roman"/>
+                <w:b w:val="0"/>
+                <w:sz w:val="22"/>
               </w:rPr>
               <w:t>sha256sum backup/*.sqlite</w:t>
             </w:r>
@@ -1024,9 +1544,16 @@
             <w:tcW w:type="dxa" w:w="2160"/>
           </w:tcPr>
           <w:p>
+            <w:pPr>
+              <w:spacing w:line="360" w:lineRule="auto" w:before="0" w:after="0"/>
+              <w:ind w:firstLine="0"/>
+              <w:jc w:val="both"/>
+            </w:pPr>
             <w:r>
               <w:rPr>
-                <w:sz w:val="18"/>
+                <w:rFonts w:ascii="Times New Roman" w:hAnsi="Times New Roman" w:eastAsia="Times New Roman" w:cs="Times New Roman"/>
+                <w:b w:val="0"/>
+                <w:sz w:val="22"/>
               </w:rPr>
               <w:t>сумма совпала с журналом</w:t>
             </w:r>
@@ -1036,7 +1563,13 @@
           <w:tcPr>
             <w:tcW w:type="dxa" w:w="2160"/>
           </w:tcPr>
-          <w:p/>
+          <w:p>
+            <w:pPr>
+              <w:spacing w:line="360" w:lineRule="auto" w:before="0" w:after="0"/>
+              <w:ind w:firstLine="0"/>
+              <w:jc w:val="both"/>
+            </w:pPr>
+          </w:p>
         </w:tc>
       </w:tr>
       <w:tr>
@@ -1045,9 +1578,16 @@
             <w:tcW w:type="dxa" w:w="2160"/>
           </w:tcPr>
           <w:p>
+            <w:pPr>
+              <w:spacing w:line="360" w:lineRule="auto" w:before="0" w:after="0"/>
+              <w:ind w:firstLine="0"/>
+              <w:jc w:val="both"/>
+            </w:pPr>
             <w:r>
               <w:rPr>
-                <w:sz w:val="18"/>
+                <w:rFonts w:ascii="Times New Roman" w:hAnsi="Times New Roman" w:eastAsia="Times New Roman" w:cs="Times New Roman"/>
+                <w:b w:val="0"/>
+                <w:sz w:val="22"/>
               </w:rPr>
               <w:t>Восстановление</w:t>
             </w:r>
@@ -1058,9 +1598,16 @@
             <w:tcW w:type="dxa" w:w="2160"/>
           </w:tcPr>
           <w:p>
+            <w:pPr>
+              <w:spacing w:line="360" w:lineRule="auto" w:before="0" w:after="0"/>
+              <w:ind w:firstLine="0"/>
+              <w:jc w:val="both"/>
+            </w:pPr>
             <w:r>
               <w:rPr>
-                <w:sz w:val="18"/>
+                <w:rFonts w:ascii="Times New Roman" w:hAnsi="Times New Roman" w:eastAsia="Times New Roman" w:cs="Times New Roman"/>
+                <w:b w:val="0"/>
+                <w:sz w:val="22"/>
               </w:rPr>
               <w:t>cp backup/... restore/</w:t>
             </w:r>
@@ -1071,9 +1618,16 @@
             <w:tcW w:type="dxa" w:w="2160"/>
           </w:tcPr>
           <w:p>
+            <w:pPr>
+              <w:spacing w:line="360" w:lineRule="auto" w:before="0" w:after="0"/>
+              <w:ind w:firstLine="0"/>
+              <w:jc w:val="both"/>
+            </w:pPr>
             <w:r>
               <w:rPr>
-                <w:sz w:val="18"/>
+                <w:rFonts w:ascii="Times New Roman" w:hAnsi="Times New Roman" w:eastAsia="Times New Roman" w:cs="Times New Roman"/>
+                <w:b w:val="0"/>
+                <w:sz w:val="22"/>
               </w:rPr>
               <w:t>файл открывается</w:t>
             </w:r>
@@ -1083,7 +1637,13 @@
           <w:tcPr>
             <w:tcW w:type="dxa" w:w="2160"/>
           </w:tcPr>
-          <w:p/>
+          <w:p>
+            <w:pPr>
+              <w:spacing w:line="360" w:lineRule="auto" w:before="0" w:after="0"/>
+              <w:ind w:firstLine="0"/>
+              <w:jc w:val="both"/>
+            </w:pPr>
+          </w:p>
         </w:tc>
       </w:tr>
       <w:tr>
@@ -1092,9 +1652,16 @@
             <w:tcW w:type="dxa" w:w="2160"/>
           </w:tcPr>
           <w:p>
+            <w:pPr>
+              <w:spacing w:line="360" w:lineRule="auto" w:before="0" w:after="0"/>
+              <w:ind w:firstLine="0"/>
+              <w:jc w:val="both"/>
+            </w:pPr>
             <w:r>
               <w:rPr>
-                <w:sz w:val="18"/>
+                <w:rFonts w:ascii="Times New Roman" w:hAnsi="Times New Roman" w:eastAsia="Times New Roman" w:cs="Times New Roman"/>
+                <w:b w:val="0"/>
+                <w:sz w:val="22"/>
               </w:rPr>
               <w:t>Число строк</w:t>
             </w:r>
@@ -1105,9 +1672,16 @@
             <w:tcW w:type="dxa" w:w="2160"/>
           </w:tcPr>
           <w:p>
+            <w:pPr>
+              <w:spacing w:line="360" w:lineRule="auto" w:before="0" w:after="0"/>
+              <w:ind w:firstLine="0"/>
+              <w:jc w:val="both"/>
+            </w:pPr>
             <w:r>
               <w:rPr>
-                <w:sz w:val="18"/>
+                <w:rFonts w:ascii="Times New Roman" w:hAnsi="Times New Roman" w:eastAsia="Times New Roman" w:cs="Times New Roman"/>
+                <w:b w:val="0"/>
+                <w:sz w:val="22"/>
               </w:rPr>
               <w:t>SELECT COUNT(*) FROM ...</w:t>
             </w:r>
@@ -1118,9 +1692,16 @@
             <w:tcW w:type="dxa" w:w="2160"/>
           </w:tcPr>
           <w:p>
+            <w:pPr>
+              <w:spacing w:line="360" w:lineRule="auto" w:before="0" w:after="0"/>
+              <w:ind w:firstLine="0"/>
+              <w:jc w:val="both"/>
+            </w:pPr>
             <w:r>
               <w:rPr>
-                <w:sz w:val="18"/>
+                <w:rFonts w:ascii="Times New Roman" w:hAnsi="Times New Roman" w:eastAsia="Times New Roman" w:cs="Times New Roman"/>
+                <w:b w:val="0"/>
+                <w:sz w:val="22"/>
               </w:rPr>
               <w:t>совпало с исходным</w:t>
             </w:r>
@@ -1130,7 +1711,13 @@
           <w:tcPr>
             <w:tcW w:type="dxa" w:w="2160"/>
           </w:tcPr>
-          <w:p/>
+          <w:p>
+            <w:pPr>
+              <w:spacing w:line="360" w:lineRule="auto" w:before="0" w:after="0"/>
+              <w:ind w:firstLine="0"/>
+              <w:jc w:val="both"/>
+            </w:pPr>
+          </w:p>
         </w:tc>
       </w:tr>
       <w:tr>
@@ -1139,9 +1726,16 @@
             <w:tcW w:type="dxa" w:w="2160"/>
           </w:tcPr>
           <w:p>
+            <w:pPr>
+              <w:spacing w:line="360" w:lineRule="auto" w:before="0" w:after="0"/>
+              <w:ind w:firstLine="0"/>
+              <w:jc w:val="both"/>
+            </w:pPr>
             <w:r>
               <w:rPr>
-                <w:sz w:val="18"/>
+                <w:rFonts w:ascii="Times New Roman" w:hAnsi="Times New Roman" w:eastAsia="Times New Roman" w:cs="Times New Roman"/>
+                <w:b w:val="0"/>
+                <w:sz w:val="22"/>
               </w:rPr>
               <w:t>Права</w:t>
             </w:r>
@@ -1152,9 +1746,16 @@
             <w:tcW w:type="dxa" w:w="2160"/>
           </w:tcPr>
           <w:p>
+            <w:pPr>
+              <w:spacing w:line="360" w:lineRule="auto" w:before="0" w:after="0"/>
+              <w:ind w:firstLine="0"/>
+              <w:jc w:val="both"/>
+            </w:pPr>
             <w:r>
               <w:rPr>
-                <w:sz w:val="18"/>
+                <w:rFonts w:ascii="Times New Roman" w:hAnsi="Times New Roman" w:eastAsia="Times New Roman" w:cs="Times New Roman"/>
+                <w:b w:val="0"/>
+                <w:sz w:val="22"/>
               </w:rPr>
               <w:t>ls -l restore/</w:t>
             </w:r>
@@ -1165,9 +1766,16 @@
             <w:tcW w:type="dxa" w:w="2160"/>
           </w:tcPr>
           <w:p>
+            <w:pPr>
+              <w:spacing w:line="360" w:lineRule="auto" w:before="0" w:after="0"/>
+              <w:ind w:firstLine="0"/>
+              <w:jc w:val="both"/>
+            </w:pPr>
             <w:r>
               <w:rPr>
-                <w:sz w:val="18"/>
+                <w:rFonts w:ascii="Times New Roman" w:hAnsi="Times New Roman" w:eastAsia="Times New Roman" w:cs="Times New Roman"/>
+                <w:b w:val="0"/>
+                <w:sz w:val="22"/>
               </w:rPr>
               <w:t>только владелец и группа</w:t>
             </w:r>
@@ -1177,7 +1785,13 @@
           <w:tcPr>
             <w:tcW w:type="dxa" w:w="2160"/>
           </w:tcPr>
-          <w:p/>
+          <w:p>
+            <w:pPr>
+              <w:spacing w:line="360" w:lineRule="auto" w:before="0" w:after="0"/>
+              <w:ind w:firstLine="0"/>
+              <w:jc w:val="both"/>
+            </w:pPr>
+          </w:p>
         </w:tc>
       </w:tr>
       <w:tr>
@@ -1186,9 +1800,16 @@
             <w:tcW w:type="dxa" w:w="2160"/>
           </w:tcPr>
           <w:p>
+            <w:pPr>
+              <w:spacing w:line="360" w:lineRule="auto" w:before="0" w:after="0"/>
+              <w:ind w:firstLine="0"/>
+              <w:jc w:val="both"/>
+            </w:pPr>
             <w:r>
               <w:rPr>
-                <w:sz w:val="18"/>
+                <w:rFonts w:ascii="Times New Roman" w:hAnsi="Times New Roman" w:eastAsia="Times New Roman" w:cs="Times New Roman"/>
+                <w:b w:val="0"/>
+                <w:sz w:val="22"/>
               </w:rPr>
               <w:t>Чужой доступ</w:t>
             </w:r>
@@ -1199,9 +1820,16 @@
             <w:tcW w:type="dxa" w:w="2160"/>
           </w:tcPr>
           <w:p>
+            <w:pPr>
+              <w:spacing w:line="360" w:lineRule="auto" w:before="0" w:after="0"/>
+              <w:ind w:firstLine="0"/>
+              <w:jc w:val="both"/>
+            </w:pPr>
             <w:r>
               <w:rPr>
-                <w:sz w:val="18"/>
+                <w:rFonts w:ascii="Times New Roman" w:hAnsi="Times New Roman" w:eastAsia="Times New Roman" w:cs="Times New Roman"/>
+                <w:b w:val="0"/>
+                <w:sz w:val="22"/>
               </w:rPr>
               <w:t>sudo -u guest cat ...</w:t>
             </w:r>
@@ -1212,9 +1840,16 @@
             <w:tcW w:type="dxa" w:w="2160"/>
           </w:tcPr>
           <w:p>
+            <w:pPr>
+              <w:spacing w:line="360" w:lineRule="auto" w:before="0" w:after="0"/>
+              <w:ind w:firstLine="0"/>
+              <w:jc w:val="both"/>
+            </w:pPr>
             <w:r>
               <w:rPr>
-                <w:sz w:val="18"/>
+                <w:rFonts w:ascii="Times New Roman" w:hAnsi="Times New Roman" w:eastAsia="Times New Roman" w:cs="Times New Roman"/>
+                <w:b w:val="0"/>
+                <w:sz w:val="22"/>
               </w:rPr>
               <w:t>Permission denied</w:t>
             </w:r>
@@ -1224,7 +1859,13 @@
           <w:tcPr>
             <w:tcW w:type="dxa" w:w="2160"/>
           </w:tcPr>
-          <w:p/>
+          <w:p>
+            <w:pPr>
+              <w:spacing w:line="360" w:lineRule="auto" w:before="0" w:after="0"/>
+              <w:ind w:firstLine="0"/>
+              <w:jc w:val="both"/>
+            </w:pPr>
+          </w:p>
         </w:tc>
       </w:tr>
       <w:tr>
@@ -1233,9 +1874,16 @@
             <w:tcW w:type="dxa" w:w="2160"/>
           </w:tcPr>
           <w:p>
+            <w:pPr>
+              <w:spacing w:line="360" w:lineRule="auto" w:before="0" w:after="0"/>
+              <w:ind w:firstLine="0"/>
+              <w:jc w:val="both"/>
+            </w:pPr>
             <w:r>
               <w:rPr>
-                <w:sz w:val="18"/>
+                <w:rFonts w:ascii="Times New Roman" w:hAnsi="Times New Roman" w:eastAsia="Times New Roman" w:cs="Times New Roman"/>
+                <w:b w:val="0"/>
+                <w:sz w:val="22"/>
               </w:rPr>
               <w:t>Аудит</w:t>
             </w:r>
@@ -1246,9 +1894,16 @@
             <w:tcW w:type="dxa" w:w="2160"/>
           </w:tcPr>
           <w:p>
+            <w:pPr>
+              <w:spacing w:line="360" w:lineRule="auto" w:before="0" w:after="0"/>
+              <w:ind w:firstLine="0"/>
+              <w:jc w:val="both"/>
+            </w:pPr>
             <w:r>
               <w:rPr>
-                <w:sz w:val="18"/>
+                <w:rFonts w:ascii="Times New Roman" w:hAnsi="Times New Roman" w:eastAsia="Times New Roman" w:cs="Times New Roman"/>
+                <w:b w:val="0"/>
+                <w:sz w:val="22"/>
               </w:rPr>
               <w:t>tail -n 5 audit.log</w:t>
             </w:r>
@@ -1259,9 +1914,16 @@
             <w:tcW w:type="dxa" w:w="2160"/>
           </w:tcPr>
           <w:p>
+            <w:pPr>
+              <w:spacing w:line="360" w:lineRule="auto" w:before="0" w:after="0"/>
+              <w:ind w:firstLine="0"/>
+              <w:jc w:val="both"/>
+            </w:pPr>
             <w:r>
               <w:rPr>
-                <w:sz w:val="18"/>
+                <w:rFonts w:ascii="Times New Roman" w:hAnsi="Times New Roman" w:eastAsia="Times New Roman" w:cs="Times New Roman"/>
+                <w:b w:val="0"/>
+                <w:sz w:val="22"/>
               </w:rPr>
               <w:t>видны вход и отказ</w:t>
             </w:r>
@@ -1271,28 +1933,43 @@
           <w:tcPr>
             <w:tcW w:type="dxa" w:w="2160"/>
           </w:tcPr>
-          <w:p/>
+          <w:p>
+            <w:pPr>
+              <w:spacing w:line="360" w:lineRule="auto" w:before="0" w:after="0"/>
+              <w:ind w:firstLine="0"/>
+              <w:jc w:val="both"/>
+            </w:pPr>
+          </w:p>
         </w:tc>
       </w:tr>
     </w:tbl>
     <w:p/>
     <w:p>
+      <w:pPr>
+        <w:spacing w:line="360" w:lineRule="auto" w:before="0" w:after="0"/>
+        <w:ind w:firstLine="709"/>
+        <w:jc w:val="both"/>
+      </w:pPr>
       <w:r>
         <w:rPr>
+          <w:rFonts w:ascii="Times New Roman" w:hAnsi="Times New Roman" w:eastAsia="Times New Roman" w:cs="Times New Roman"/>
           <w:b/>
-          <w:sz w:val="24"/>
+          <w:sz w:val="28"/>
         </w:rPr>
         <w:t>Скриншоты выполнения работы</w:t>
       </w:r>
     </w:p>
     <w:p>
       <w:pPr>
+        <w:spacing w:line="360" w:lineRule="auto" w:before="0" w:after="0"/>
+        <w:ind w:firstLine="0"/>
         <w:jc w:val="center"/>
       </w:pPr>
       <w:r>
         <w:rPr>
+          <w:rFonts w:ascii="Times New Roman" w:hAnsi="Times New Roman" w:eastAsia="Times New Roman" w:cs="Times New Roman"/>
           <w:i/>
-          <w:sz w:val="22"/>
+          <w:sz w:val="28"/>
         </w:rPr>
         <w:t>[ Место для скриншота: расписание копирования ]</w:t>
       </w:r>
@@ -1300,12 +1977,15 @@
     <w:p/>
     <w:p>
       <w:pPr>
+        <w:spacing w:line="360" w:lineRule="auto" w:before="0" w:after="0"/>
+        <w:ind w:firstLine="0"/>
         <w:jc w:val="center"/>
       </w:pPr>
       <w:r>
         <w:rPr>
+          <w:rFonts w:ascii="Times New Roman" w:hAnsi="Times New Roman" w:eastAsia="Times New Roman" w:cs="Times New Roman"/>
           <w:i/>
-          <w:sz w:val="22"/>
+          <w:sz w:val="28"/>
         </w:rPr>
         <w:t>[ Место для скриншота: созданная копия и контрольная сумма ]</w:t>
       </w:r>
@@ -1313,12 +1993,15 @@
     <w:p/>
     <w:p>
       <w:pPr>
+        <w:spacing w:line="360" w:lineRule="auto" w:before="0" w:after="0"/>
+        <w:ind w:firstLine="0"/>
         <w:jc w:val="center"/>
       </w:pPr>
       <w:r>
         <w:rPr>
+          <w:rFonts w:ascii="Times New Roman" w:hAnsi="Times New Roman" w:eastAsia="Times New Roman" w:cs="Times New Roman"/>
           <w:i/>
-          <w:sz w:val="22"/>
+          <w:sz w:val="28"/>
         </w:rPr>
         <w:t>[ Место для скриншота: восстановленная база и COUNT ]</w:t>
       </w:r>
@@ -1326,12 +2009,15 @@
     <w:p/>
     <w:p>
       <w:pPr>
+        <w:spacing w:line="360" w:lineRule="auto" w:before="0" w:after="0"/>
+        <w:ind w:firstLine="0"/>
         <w:jc w:val="center"/>
       </w:pPr>
       <w:r>
         <w:rPr>
+          <w:rFonts w:ascii="Times New Roman" w:hAnsi="Times New Roman" w:eastAsia="Times New Roman" w:cs="Times New Roman"/>
           <w:i/>
-          <w:sz w:val="22"/>
+          <w:sz w:val="28"/>
         </w:rPr>
         <w:t>[ Место для скриншота: группы и права каталога ]</w:t>
       </w:r>
@@ -1339,12 +2025,15 @@
     <w:p/>
     <w:p>
       <w:pPr>
+        <w:spacing w:line="360" w:lineRule="auto" w:before="0" w:after="0"/>
+        <w:ind w:firstLine="0"/>
         <w:jc w:val="center"/>
       </w:pPr>
       <w:r>
         <w:rPr>
+          <w:rFonts w:ascii="Times New Roman" w:hAnsi="Times New Roman" w:eastAsia="Times New Roman" w:cs="Times New Roman"/>
           <w:i/>
-          <w:sz w:val="22"/>
+          <w:sz w:val="28"/>
         </w:rPr>
         <w:t>[ Место для скриншота: отказ в доступе для гостя ]</w:t>
       </w:r>
@@ -1352,84 +2041,132 @@
     <w:p/>
     <w:p>
       <w:pPr>
+        <w:spacing w:line="360" w:lineRule="auto" w:before="0" w:after="0"/>
+        <w:ind w:firstLine="0"/>
         <w:jc w:val="center"/>
       </w:pPr>
       <w:r>
         <w:rPr>
+          <w:rFonts w:ascii="Times New Roman" w:hAnsi="Times New Roman" w:eastAsia="Times New Roman" w:cs="Times New Roman"/>
           <w:i/>
-          <w:sz w:val="22"/>
+          <w:sz w:val="28"/>
         </w:rPr>
         <w:t>[ Место для скриншота: записи аудита ]</w:t>
       </w:r>
     </w:p>
     <w:p/>
     <w:p>
+      <w:pPr>
+        <w:pStyle w:val="Heading1"/>
+        <w:keepNext/>
+        <w:keepLines/>
+        <w:spacing w:line="240" w:lineRule="auto" w:before="240" w:after="0"/>
+        <w:ind w:firstLine="0" w:left="0"/>
+        <w:jc w:val="both"/>
+      </w:pPr>
       <w:r>
         <w:rPr>
-          <w:b/>
-          <w:sz w:val="24"/>
+          <w:rFonts w:ascii="Times New Roman" w:hAnsi="Times New Roman" w:eastAsia="Times New Roman" w:cs="Times New Roman"/>
+          <w:b w:val="0"/>
+          <w:sz w:val="28"/>
         </w:rPr>
         <w:t>Вывод</w:t>
       </w:r>
     </w:p>
     <w:p>
+      <w:pPr>
+        <w:spacing w:line="360" w:lineRule="auto" w:before="0" w:after="0"/>
+        <w:ind w:firstLine="709"/>
+        <w:jc w:val="both"/>
+      </w:pPr>
       <w:r>
         <w:rPr>
+          <w:rFonts w:ascii="Times New Roman" w:hAnsi="Times New Roman" w:eastAsia="Times New Roman" w:cs="Times New Roman"/>
           <w:b w:val="0"/>
-          <w:sz w:val="24"/>
+          <w:sz w:val="28"/>
         </w:rPr>
         <w:t>Почему копия, которая ни разу не восстанавливалась, считается ненадёжной? Как вы доказали, что восстановление действительно работает? Что изменится, если RPO уменьшить с суток до часа?</w:t>
       </w:r>
     </w:p>
     <w:p>
+      <w:pPr>
+        <w:spacing w:line="360" w:lineRule="auto" w:before="0" w:after="0"/>
+        <w:ind w:firstLine="709"/>
+        <w:jc w:val="both"/>
+      </w:pPr>
       <w:r>
         <w:rPr>
+          <w:rFonts w:ascii="Times New Roman" w:hAnsi="Times New Roman" w:eastAsia="Times New Roman" w:cs="Times New Roman"/>
           <w:b w:val="0"/>
-          <w:sz w:val="24"/>
+          <w:sz w:val="28"/>
         </w:rPr>
         <w:t>________________________________________________________________________</w:t>
       </w:r>
     </w:p>
     <w:p>
+      <w:pPr>
+        <w:spacing w:line="360" w:lineRule="auto" w:before="0" w:after="0"/>
+        <w:ind w:firstLine="709"/>
+        <w:jc w:val="both"/>
+      </w:pPr>
       <w:r>
         <w:rPr>
+          <w:rFonts w:ascii="Times New Roman" w:hAnsi="Times New Roman" w:eastAsia="Times New Roman" w:cs="Times New Roman"/>
           <w:b w:val="0"/>
-          <w:sz w:val="24"/>
+          <w:sz w:val="28"/>
         </w:rPr>
         <w:t>________________________________________________________________________</w:t>
       </w:r>
     </w:p>
     <w:p>
+      <w:pPr>
+        <w:spacing w:line="360" w:lineRule="auto" w:before="0" w:after="0"/>
+        <w:ind w:firstLine="709"/>
+        <w:jc w:val="both"/>
+      </w:pPr>
       <w:r>
         <w:rPr>
+          <w:rFonts w:ascii="Times New Roman" w:hAnsi="Times New Roman" w:eastAsia="Times New Roman" w:cs="Times New Roman"/>
           <w:b w:val="0"/>
-          <w:sz w:val="24"/>
+          <w:sz w:val="28"/>
         </w:rPr>
         <w:t>________________________________________________________________________</w:t>
       </w:r>
     </w:p>
     <w:p>
+      <w:pPr>
+        <w:spacing w:line="360" w:lineRule="auto" w:before="0" w:after="0"/>
+        <w:ind w:firstLine="709"/>
+        <w:jc w:val="both"/>
+      </w:pPr>
       <w:r>
         <w:rPr>
+          <w:rFonts w:ascii="Times New Roman" w:hAnsi="Times New Roman" w:eastAsia="Times New Roman" w:cs="Times New Roman"/>
           <w:b w:val="0"/>
-          <w:sz w:val="24"/>
+          <w:sz w:val="28"/>
         </w:rPr>
         <w:t>________________________________________________________________________</w:t>
       </w:r>
     </w:p>
     <w:p>
+      <w:pPr>
+        <w:spacing w:line="360" w:lineRule="auto" w:before="0" w:after="0"/>
+        <w:ind w:firstLine="709"/>
+        <w:jc w:val="both"/>
+      </w:pPr>
       <w:r>
         <w:rPr>
+          <w:rFonts w:ascii="Times New Roman" w:hAnsi="Times New Roman" w:eastAsia="Times New Roman" w:cs="Times New Roman"/>
           <w:b w:val="0"/>
-          <w:sz w:val="24"/>
+          <w:sz w:val="28"/>
         </w:rPr>
         <w:t>________________________________________________________________________</w:t>
       </w:r>
     </w:p>
     <w:p/>
     <w:sectPr>
-      <w:pgSz w:w="12240" w:h="15840"/>
-      <w:pgMar w:top="1440" w:right="1800" w:bottom="1440" w:left="1800" w:header="720" w:footer="720" w:gutter="0"/>
+      <w:pgSz w:w="11906" w:h="16838"/>
+      <w:pgMar w:top="1134" w:right="850" w:bottom="1134" w:left="1701" w:header="720" w:footer="720" w:gutter="0"/>
       <w:cols w:space="720"/>
       <w:docGrid w:linePitch="360"/>
     </w:sectPr>
@@ -1800,9 +2537,14 @@
     <w:name w:val="Normal"/>
     <w:qFormat/>
     <w:rsid w:val="00FC693F"/>
+    <w:pPr>
+      <w:spacing w:line="360" w:lineRule="auto" w:before="0" w:after="0"/>
+      <w:ind w:firstLine="709"/>
+      <w:jc w:val="both"/>
+    </w:pPr>
     <w:rPr>
-      <w:rFonts w:ascii="Times New Roman" w:hAnsi="Times New Roman"/>
-      <w:sz w:val="24"/>
+      <w:rFonts w:ascii="Times New Roman" w:hAnsi="Times New Roman" w:eastAsia="Times New Roman" w:cs="Times New Roman"/>
+      <w:sz w:val="28"/>
     </w:rPr>
   </w:style>
   <w:style w:type="paragraph" w:styleId="Header">
@@ -1860,12 +2602,14 @@
     <w:pPr>
       <w:keepNext/>
       <w:keepLines/>
-      <w:spacing w:before="480" w:after="0"/>
+      <w:spacing w:before="240" w:after="0" w:line="240" w:lineRule="auto"/>
+      <w:ind w:firstLine="0" w:left="0"/>
+      <w:jc w:val="both"/>
       <w:outlineLvl w:val="0"/>
     </w:pPr>
     <w:rPr>
-      <w:rFonts w:asciiTheme="majorHAnsi" w:eastAsiaTheme="majorEastAsia" w:hAnsiTheme="majorHAnsi" w:cstheme="majorBidi"/>
-      <w:b/>
+      <w:rFonts w:asciiTheme="majorHAnsi" w:eastAsiaTheme="majorEastAsia" w:hAnsiTheme="majorHAnsi" w:cstheme="majorBidi" w:ascii="Times New Roman" w:hAnsi="Times New Roman" w:eastAsia="Times New Roman" w:cs="Times New Roman"/>
+      <w:b w:val="0"/>
       <w:bCs/>
       <w:color w:val="365F91" w:themeColor="accent1" w:themeShade="BF"/>
       <w:sz w:val="28"/>
@@ -1884,15 +2628,17 @@
     <w:pPr>
       <w:keepNext/>
       <w:keepLines/>
-      <w:spacing w:before="200" w:after="0"/>
+      <w:spacing w:before="40" w:after="0" w:line="240" w:lineRule="auto"/>
+      <w:ind w:firstLine="0" w:left="0"/>
+      <w:jc w:val="left"/>
       <w:outlineLvl w:val="1"/>
     </w:pPr>
     <w:rPr>
-      <w:rFonts w:asciiTheme="majorHAnsi" w:eastAsiaTheme="majorEastAsia" w:hAnsiTheme="majorHAnsi" w:cstheme="majorBidi"/>
+      <w:rFonts w:asciiTheme="majorHAnsi" w:eastAsiaTheme="majorEastAsia" w:hAnsiTheme="majorHAnsi" w:cstheme="majorBidi" w:ascii="Times New Roman" w:hAnsi="Times New Roman" w:eastAsia="Times New Roman" w:cs="Times New Roman"/>
       <w:b/>
       <w:bCs/>
       <w:color w:val="4F81BD" w:themeColor="accent1"/>
-      <w:sz w:val="26"/>
+      <w:sz w:val="28"/>
       <w:szCs w:val="26"/>
     </w:rPr>
   </w:style>
@@ -2222,9 +2968,14 @@
     <w:qFormat/>
     <w:rsid w:val="00FC693F"/>
     <w:pPr>
-      <w:ind w:left="720"/>
+      <w:spacing w:line="360" w:lineRule="auto" w:before="0" w:after="0"/>
+      <w:ind w:left="709" w:firstLine="0"/>
       <w:contextualSpacing/>
     </w:pPr>
+    <w:rPr>
+      <w:rFonts w:ascii="Times New Roman" w:hAnsi="Times New Roman" w:eastAsia="Times New Roman" w:cs="Times New Roman"/>
+      <w:sz w:val="28"/>
+    </w:rPr>
   </w:style>
   <w:style w:type="paragraph" w:styleId="BodyText">
     <w:name w:val="Body Text"/>

--- a/courses/4/uifis/dist/reports/UIFIS_practice-13_report-template.docx
+++ b/courses/4/uifis/dist/reports/UIFIS_practice-13_report-template.docx
@@ -12,6 +12,7 @@
         <w:rPr>
           <w:rFonts w:ascii="Times New Roman" w:hAnsi="Times New Roman" w:eastAsia="Times New Roman" w:cs="Times New Roman"/>
           <w:b/>
+          <w:color w:val="000000"/>
           <w:sz w:val="28"/>
         </w:rPr>
         <w:t>Устройство и функционирование информационной системы (МДК.06.03)</w:t>
@@ -27,6 +28,7 @@
         <w:rPr>
           <w:rFonts w:ascii="Times New Roman" w:hAnsi="Times New Roman" w:eastAsia="Times New Roman" w:cs="Times New Roman"/>
           <w:b/>
+          <w:color w:val="000000"/>
           <w:sz w:val="28"/>
         </w:rPr>
         <w:t>Отчёт по практической работе 13</w:t>
@@ -42,6 +44,7 @@
         <w:rPr>
           <w:rFonts w:ascii="Times New Roman" w:hAnsi="Times New Roman" w:eastAsia="Times New Roman" w:cs="Times New Roman"/>
           <w:b w:val="0"/>
+          <w:color w:val="000000"/>
           <w:sz w:val="28"/>
         </w:rPr>
         <w:t>Тема: Резервное копирование и разграничение доступа</w:t>
@@ -58,6 +61,7 @@
         <w:rPr>
           <w:rFonts w:ascii="Times New Roman" w:hAnsi="Times New Roman" w:eastAsia="Times New Roman" w:cs="Times New Roman"/>
           <w:b w:val="0"/>
+          <w:color w:val="000000"/>
           <w:sz w:val="28"/>
         </w:rPr>
         <w:t>ФИО студента: ______________________________________</w:t>
@@ -73,6 +77,7 @@
         <w:rPr>
           <w:rFonts w:ascii="Times New Roman" w:hAnsi="Times New Roman" w:eastAsia="Times New Roman" w:cs="Times New Roman"/>
           <w:b w:val="0"/>
+          <w:color w:val="000000"/>
           <w:sz w:val="28"/>
         </w:rPr>
         <w:t>Группа: ______________________  Дата: _______________</w:t>
@@ -84,14 +89,16 @@
         <w:pStyle w:val="Heading1"/>
         <w:keepNext/>
         <w:keepLines/>
+        <w:pageBreakBefore/>
         <w:spacing w:line="240" w:lineRule="auto" w:before="240" w:after="0"/>
-        <w:ind w:firstLine="0" w:left="0"/>
+        <w:ind w:left="0" w:firstLine="0"/>
         <w:jc w:val="both"/>
       </w:pPr>
       <w:r>
         <w:rPr>
           <w:rFonts w:ascii="Times New Roman" w:hAnsi="Times New Roman" w:eastAsia="Times New Roman" w:cs="Times New Roman"/>
           <w:b w:val="0"/>
+          <w:color w:val="000000"/>
           <w:sz w:val="28"/>
         </w:rPr>
         <w:t>Цель работы</w:t>
@@ -107,6 +114,7 @@
         <w:rPr>
           <w:rFonts w:ascii="Times New Roman" w:hAnsi="Times New Roman" w:eastAsia="Times New Roman" w:cs="Times New Roman"/>
           <w:b w:val="0"/>
+          <w:color w:val="000000"/>
           <w:sz w:val="28"/>
         </w:rPr>
         <w:t>Составить план резервного копирования учебной базы и конфигурации, создать копию, восстановить её в отдельный каталог и проверить целостность. Настроить группы и права доступа, включить журнал изменений и доказать, что чужой пользователь не может прочитать данные.</w:t>
@@ -119,13 +127,14 @@
         <w:keepNext/>
         <w:keepLines/>
         <w:spacing w:line="240" w:lineRule="auto" w:before="240" w:after="0"/>
-        <w:ind w:firstLine="0" w:left="0"/>
+        <w:ind w:left="0" w:firstLine="0"/>
         <w:jc w:val="both"/>
       </w:pPr>
       <w:r>
         <w:rPr>
           <w:rFonts w:ascii="Times New Roman" w:hAnsi="Times New Roman" w:eastAsia="Times New Roman" w:cs="Times New Roman"/>
           <w:b w:val="0"/>
+          <w:color w:val="000000"/>
           <w:sz w:val="28"/>
         </w:rPr>
         <w:t>Ход работы</w:t>
@@ -141,6 +150,7 @@
         <w:rPr>
           <w:rFonts w:ascii="Times New Roman" w:hAnsi="Times New Roman" w:eastAsia="Times New Roman" w:cs="Times New Roman"/>
           <w:b/>
+          <w:color w:val="000000"/>
           <w:sz w:val="28"/>
         </w:rPr>
         <w:t>План резервного копирования</w:t>
@@ -175,6 +185,7 @@
               <w:rPr>
                 <w:rFonts w:ascii="Times New Roman" w:hAnsi="Times New Roman" w:eastAsia="Times New Roman" w:cs="Times New Roman"/>
                 <w:b/>
+                <w:color w:val="000000"/>
                 <w:sz w:val="22"/>
               </w:rPr>
               <w:t>Объект</w:t>
@@ -195,6 +206,7 @@
               <w:rPr>
                 <w:rFonts w:ascii="Times New Roman" w:hAnsi="Times New Roman" w:eastAsia="Times New Roman" w:cs="Times New Roman"/>
                 <w:b/>
+                <w:color w:val="000000"/>
                 <w:sz w:val="22"/>
               </w:rPr>
               <w:t>Тип копии</w:t>
@@ -215,6 +227,7 @@
               <w:rPr>
                 <w:rFonts w:ascii="Times New Roman" w:hAnsi="Times New Roman" w:eastAsia="Times New Roman" w:cs="Times New Roman"/>
                 <w:b/>
+                <w:color w:val="000000"/>
                 <w:sz w:val="22"/>
               </w:rPr>
               <w:t>Расписание</w:t>
@@ -235,6 +248,7 @@
               <w:rPr>
                 <w:rFonts w:ascii="Times New Roman" w:hAnsi="Times New Roman" w:eastAsia="Times New Roman" w:cs="Times New Roman"/>
                 <w:b/>
+                <w:color w:val="000000"/>
                 <w:sz w:val="22"/>
               </w:rPr>
               <w:t>Хранение</w:t>
@@ -255,6 +269,7 @@
               <w:rPr>
                 <w:rFonts w:ascii="Times New Roman" w:hAnsi="Times New Roman" w:eastAsia="Times New Roman" w:cs="Times New Roman"/>
                 <w:b/>
+                <w:color w:val="000000"/>
                 <w:sz w:val="22"/>
               </w:rPr>
               <w:t>Проверка</w:t>
@@ -277,6 +292,7 @@
               <w:rPr>
                 <w:rFonts w:ascii="Times New Roman" w:hAnsi="Times New Roman" w:eastAsia="Times New Roman" w:cs="Times New Roman"/>
                 <w:b w:val="0"/>
+                <w:color w:val="000000"/>
                 <w:sz w:val="22"/>
               </w:rPr>
               <w:t>База SQLite</w:t>
@@ -297,6 +313,7 @@
               <w:rPr>
                 <w:rFonts w:ascii="Times New Roman" w:hAnsi="Times New Roman" w:eastAsia="Times New Roman" w:cs="Times New Roman"/>
                 <w:b w:val="0"/>
+                <w:color w:val="000000"/>
                 <w:sz w:val="22"/>
               </w:rPr>
               <w:t>полная</w:t>
@@ -317,6 +334,7 @@
               <w:rPr>
                 <w:rFonts w:ascii="Times New Roman" w:hAnsi="Times New Roman" w:eastAsia="Times New Roman" w:cs="Times New Roman"/>
                 <w:b w:val="0"/>
+                <w:color w:val="000000"/>
                 <w:sz w:val="22"/>
               </w:rPr>
               <w:t>ежедневно</w:t>
@@ -337,6 +355,7 @@
               <w:rPr>
                 <w:rFonts w:ascii="Times New Roman" w:hAnsi="Times New Roman" w:eastAsia="Times New Roman" w:cs="Times New Roman"/>
                 <w:b w:val="0"/>
+                <w:color w:val="000000"/>
                 <w:sz w:val="22"/>
               </w:rPr>
               <w:t>отдельный диск</w:t>
@@ -357,6 +376,7 @@
               <w:rPr>
                 <w:rFonts w:ascii="Times New Roman" w:hAnsi="Times New Roman" w:eastAsia="Times New Roman" w:cs="Times New Roman"/>
                 <w:b w:val="0"/>
+                <w:color w:val="000000"/>
                 <w:sz w:val="22"/>
               </w:rPr>
               <w:t>открыть и выполнить COUNT</w:t>
@@ -379,6 +399,7 @@
               <w:rPr>
                 <w:rFonts w:ascii="Times New Roman" w:hAnsi="Times New Roman" w:eastAsia="Times New Roman" w:cs="Times New Roman"/>
                 <w:b w:val="0"/>
+                <w:color w:val="000000"/>
                 <w:sz w:val="22"/>
               </w:rPr>
               <w:t>Конфигурация</w:t>
@@ -399,6 +420,7 @@
               <w:rPr>
                 <w:rFonts w:ascii="Times New Roman" w:hAnsi="Times New Roman" w:eastAsia="Times New Roman" w:cs="Times New Roman"/>
                 <w:b w:val="0"/>
+                <w:color w:val="000000"/>
                 <w:sz w:val="22"/>
               </w:rPr>
               <w:t>полная</w:t>
@@ -419,6 +441,7 @@
               <w:rPr>
                 <w:rFonts w:ascii="Times New Roman" w:hAnsi="Times New Roman" w:eastAsia="Times New Roman" w:cs="Times New Roman"/>
                 <w:b w:val="0"/>
+                <w:color w:val="000000"/>
                 <w:sz w:val="22"/>
               </w:rPr>
               <w:t>после изменения</w:t>
@@ -439,6 +462,7 @@
               <w:rPr>
                 <w:rFonts w:ascii="Times New Roman" w:hAnsi="Times New Roman" w:eastAsia="Times New Roman" w:cs="Times New Roman"/>
                 <w:b w:val="0"/>
+                <w:color w:val="000000"/>
                 <w:sz w:val="22"/>
               </w:rPr>
               <w:t>репозиторий</w:t>
@@ -459,6 +483,7 @@
               <w:rPr>
                 <w:rFonts w:ascii="Times New Roman" w:hAnsi="Times New Roman" w:eastAsia="Times New Roman" w:cs="Times New Roman"/>
                 <w:b w:val="0"/>
+                <w:color w:val="000000"/>
                 <w:sz w:val="22"/>
               </w:rPr>
               <w:t>сравнить контрольную сумму</w:t>
@@ -481,6 +506,7 @@
               <w:rPr>
                 <w:rFonts w:ascii="Times New Roman" w:hAnsi="Times New Roman" w:eastAsia="Times New Roman" w:cs="Times New Roman"/>
                 <w:b w:val="0"/>
+                <w:color w:val="000000"/>
                 <w:sz w:val="22"/>
               </w:rPr>
               <w:t>Журналы</w:t>
@@ -501,6 +527,7 @@
               <w:rPr>
                 <w:rFonts w:ascii="Times New Roman" w:hAnsi="Times New Roman" w:eastAsia="Times New Roman" w:cs="Times New Roman"/>
                 <w:b w:val="0"/>
+                <w:color w:val="000000"/>
                 <w:sz w:val="22"/>
               </w:rPr>
               <w:t>инкрементальная</w:t>
@@ -521,6 +548,7 @@
               <w:rPr>
                 <w:rFonts w:ascii="Times New Roman" w:hAnsi="Times New Roman" w:eastAsia="Times New Roman" w:cs="Times New Roman"/>
                 <w:b w:val="0"/>
+                <w:color w:val="000000"/>
                 <w:sz w:val="22"/>
               </w:rPr>
               <w:t>ежечасно</w:t>
@@ -541,6 +569,7 @@
               <w:rPr>
                 <w:rFonts w:ascii="Times New Roman" w:hAnsi="Times New Roman" w:eastAsia="Times New Roman" w:cs="Times New Roman"/>
                 <w:b w:val="0"/>
+                <w:color w:val="000000"/>
                 <w:sz w:val="22"/>
               </w:rPr>
               <w:t>отдельный узел</w:t>
@@ -561,6 +590,7 @@
               <w:rPr>
                 <w:rFonts w:ascii="Times New Roman" w:hAnsi="Times New Roman" w:eastAsia="Times New Roman" w:cs="Times New Roman"/>
                 <w:b w:val="0"/>
+                <w:color w:val="000000"/>
                 <w:sz w:val="22"/>
               </w:rPr>
               <w:t>прочитать последнюю запись</w:t>
@@ -583,6 +613,7 @@
               <w:rPr>
                 <w:rFonts w:ascii="Times New Roman" w:hAnsi="Times New Roman" w:eastAsia="Times New Roman" w:cs="Times New Roman"/>
                 <w:b w:val="0"/>
+                <w:color w:val="000000"/>
                 <w:sz w:val="22"/>
               </w:rPr>
               <w:t>Секреты</w:t>
@@ -603,6 +634,7 @@
               <w:rPr>
                 <w:rFonts w:ascii="Times New Roman" w:hAnsi="Times New Roman" w:eastAsia="Times New Roman" w:cs="Times New Roman"/>
                 <w:b w:val="0"/>
+                <w:color w:val="000000"/>
                 <w:sz w:val="22"/>
               </w:rPr>
               <w:t>зашифрованная</w:t>
@@ -623,6 +655,7 @@
               <w:rPr>
                 <w:rFonts w:ascii="Times New Roman" w:hAnsi="Times New Roman" w:eastAsia="Times New Roman" w:cs="Times New Roman"/>
                 <w:b w:val="0"/>
+                <w:color w:val="000000"/>
                 <w:sz w:val="22"/>
               </w:rPr>
               <w:t>при смене</w:t>
@@ -643,6 +676,7 @@
               <w:rPr>
                 <w:rFonts w:ascii="Times New Roman" w:hAnsi="Times New Roman" w:eastAsia="Times New Roman" w:cs="Times New Roman"/>
                 <w:b w:val="0"/>
+                <w:color w:val="000000"/>
                 <w:sz w:val="22"/>
               </w:rPr>
               <w:t>хранилище секретов</w:t>
@@ -663,6 +697,7 @@
               <w:rPr>
                 <w:rFonts w:ascii="Times New Roman" w:hAnsi="Times New Roman" w:eastAsia="Times New Roman" w:cs="Times New Roman"/>
                 <w:b w:val="0"/>
+                <w:color w:val="000000"/>
                 <w:sz w:val="22"/>
               </w:rPr>
               <w:t>не попадает в копию БД</w:t>
@@ -682,6 +717,7 @@
         <w:rPr>
           <w:rFonts w:ascii="Times New Roman" w:hAnsi="Times New Roman" w:eastAsia="Times New Roman" w:cs="Times New Roman"/>
           <w:b/>
+          <w:color w:val="000000"/>
           <w:sz w:val="28"/>
         </w:rPr>
         <w:t>Разграничение доступа</w:t>
@@ -717,6 +753,7 @@
               <w:rPr>
                 <w:rFonts w:ascii="Times New Roman" w:hAnsi="Times New Roman" w:eastAsia="Times New Roman" w:cs="Times New Roman"/>
                 <w:b/>
+                <w:color w:val="000000"/>
                 <w:sz w:val="22"/>
               </w:rPr>
               <w:t>Роль</w:t>
@@ -737,6 +774,7 @@
               <w:rPr>
                 <w:rFonts w:ascii="Times New Roman" w:hAnsi="Times New Roman" w:eastAsia="Times New Roman" w:cs="Times New Roman"/>
                 <w:b/>
+                <w:color w:val="000000"/>
                 <w:sz w:val="22"/>
               </w:rPr>
               <w:t>Группа</w:t>
@@ -757,6 +795,7 @@
               <w:rPr>
                 <w:rFonts w:ascii="Times New Roman" w:hAnsi="Times New Roman" w:eastAsia="Times New Roman" w:cs="Times New Roman"/>
                 <w:b/>
+                <w:color w:val="000000"/>
                 <w:sz w:val="22"/>
               </w:rPr>
               <w:t>Чтение</w:t>
@@ -777,6 +816,7 @@
               <w:rPr>
                 <w:rFonts w:ascii="Times New Roman" w:hAnsi="Times New Roman" w:eastAsia="Times New Roman" w:cs="Times New Roman"/>
                 <w:b/>
+                <w:color w:val="000000"/>
                 <w:sz w:val="22"/>
               </w:rPr>
               <w:t>Запись</w:t>
@@ -797,6 +837,7 @@
               <w:rPr>
                 <w:rFonts w:ascii="Times New Roman" w:hAnsi="Times New Roman" w:eastAsia="Times New Roman" w:cs="Times New Roman"/>
                 <w:b/>
+                <w:color w:val="000000"/>
                 <w:sz w:val="22"/>
               </w:rPr>
               <w:t>Удаление</w:t>
@@ -817,6 +858,7 @@
               <w:rPr>
                 <w:rFonts w:ascii="Times New Roman" w:hAnsi="Times New Roman" w:eastAsia="Times New Roman" w:cs="Times New Roman"/>
                 <w:b/>
+                <w:color w:val="000000"/>
                 <w:sz w:val="22"/>
               </w:rPr>
               <w:t>Аудит</w:t>
@@ -839,6 +881,7 @@
               <w:rPr>
                 <w:rFonts w:ascii="Times New Roman" w:hAnsi="Times New Roman" w:eastAsia="Times New Roman" w:cs="Times New Roman"/>
                 <w:b w:val="0"/>
+                <w:color w:val="000000"/>
                 <w:sz w:val="22"/>
               </w:rPr>
               <w:t>Наблюдатель</w:t>
@@ -859,6 +902,7 @@
               <w:rPr>
                 <w:rFonts w:ascii="Times New Roman" w:hAnsi="Times New Roman" w:eastAsia="Times New Roman" w:cs="Times New Roman"/>
                 <w:b w:val="0"/>
+                <w:color w:val="000000"/>
                 <w:sz w:val="22"/>
               </w:rPr>
               <w:t>uifis_read</w:t>
@@ -879,6 +923,7 @@
               <w:rPr>
                 <w:rFonts w:ascii="Times New Roman" w:hAnsi="Times New Roman" w:eastAsia="Times New Roman" w:cs="Times New Roman"/>
                 <w:b w:val="0"/>
+                <w:color w:val="000000"/>
                 <w:sz w:val="22"/>
               </w:rPr>
               <w:t>разрешено</w:t>
@@ -899,6 +944,7 @@
               <w:rPr>
                 <w:rFonts w:ascii="Times New Roman" w:hAnsi="Times New Roman" w:eastAsia="Times New Roman" w:cs="Times New Roman"/>
                 <w:b w:val="0"/>
+                <w:color w:val="000000"/>
                 <w:sz w:val="22"/>
               </w:rPr>
               <w:t>запрещено</w:t>
@@ -919,6 +965,7 @@
               <w:rPr>
                 <w:rFonts w:ascii="Times New Roman" w:hAnsi="Times New Roman" w:eastAsia="Times New Roman" w:cs="Times New Roman"/>
                 <w:b w:val="0"/>
+                <w:color w:val="000000"/>
                 <w:sz w:val="22"/>
               </w:rPr>
               <w:t>запрещено</w:t>
@@ -939,6 +986,7 @@
               <w:rPr>
                 <w:rFonts w:ascii="Times New Roman" w:hAnsi="Times New Roman" w:eastAsia="Times New Roman" w:cs="Times New Roman"/>
                 <w:b w:val="0"/>
+                <w:color w:val="000000"/>
                 <w:sz w:val="22"/>
               </w:rPr>
               <w:t>свои действия</w:t>
@@ -961,6 +1009,7 @@
               <w:rPr>
                 <w:rFonts w:ascii="Times New Roman" w:hAnsi="Times New Roman" w:eastAsia="Times New Roman" w:cs="Times New Roman"/>
                 <w:b w:val="0"/>
+                <w:color w:val="000000"/>
                 <w:sz w:val="22"/>
               </w:rPr>
               <w:t>Оператор</w:t>
@@ -981,6 +1030,7 @@
               <w:rPr>
                 <w:rFonts w:ascii="Times New Roman" w:hAnsi="Times New Roman" w:eastAsia="Times New Roman" w:cs="Times New Roman"/>
                 <w:b w:val="0"/>
+                <w:color w:val="000000"/>
                 <w:sz w:val="22"/>
               </w:rPr>
               <w:t>uifis_write</w:t>
@@ -1001,6 +1051,7 @@
               <w:rPr>
                 <w:rFonts w:ascii="Times New Roman" w:hAnsi="Times New Roman" w:eastAsia="Times New Roman" w:cs="Times New Roman"/>
                 <w:b w:val="0"/>
+                <w:color w:val="000000"/>
                 <w:sz w:val="22"/>
               </w:rPr>
               <w:t>разрешено</w:t>
@@ -1021,6 +1072,7 @@
               <w:rPr>
                 <w:rFonts w:ascii="Times New Roman" w:hAnsi="Times New Roman" w:eastAsia="Times New Roman" w:cs="Times New Roman"/>
                 <w:b w:val="0"/>
+                <w:color w:val="000000"/>
                 <w:sz w:val="22"/>
               </w:rPr>
               <w:t>разрешено</w:t>
@@ -1041,6 +1093,7 @@
               <w:rPr>
                 <w:rFonts w:ascii="Times New Roman" w:hAnsi="Times New Roman" w:eastAsia="Times New Roman" w:cs="Times New Roman"/>
                 <w:b w:val="0"/>
+                <w:color w:val="000000"/>
                 <w:sz w:val="22"/>
               </w:rPr>
               <w:t>запрещено</w:t>
@@ -1061,6 +1114,7 @@
               <w:rPr>
                 <w:rFonts w:ascii="Times New Roman" w:hAnsi="Times New Roman" w:eastAsia="Times New Roman" w:cs="Times New Roman"/>
                 <w:b w:val="0"/>
+                <w:color w:val="000000"/>
                 <w:sz w:val="22"/>
               </w:rPr>
               <w:t>свои действия</w:t>
@@ -1083,6 +1137,7 @@
               <w:rPr>
                 <w:rFonts w:ascii="Times New Roman" w:hAnsi="Times New Roman" w:eastAsia="Times New Roman" w:cs="Times New Roman"/>
                 <w:b w:val="0"/>
+                <w:color w:val="000000"/>
                 <w:sz w:val="22"/>
               </w:rPr>
               <w:t>Администратор</w:t>
@@ -1103,6 +1158,7 @@
               <w:rPr>
                 <w:rFonts w:ascii="Times New Roman" w:hAnsi="Times New Roman" w:eastAsia="Times New Roman" w:cs="Times New Roman"/>
                 <w:b w:val="0"/>
+                <w:color w:val="000000"/>
                 <w:sz w:val="22"/>
               </w:rPr>
               <w:t>uifis_admin</w:t>
@@ -1123,6 +1179,7 @@
               <w:rPr>
                 <w:rFonts w:ascii="Times New Roman" w:hAnsi="Times New Roman" w:eastAsia="Times New Roman" w:cs="Times New Roman"/>
                 <w:b w:val="0"/>
+                <w:color w:val="000000"/>
                 <w:sz w:val="22"/>
               </w:rPr>
               <w:t>разрешено</w:t>
@@ -1143,6 +1200,7 @@
               <w:rPr>
                 <w:rFonts w:ascii="Times New Roman" w:hAnsi="Times New Roman" w:eastAsia="Times New Roman" w:cs="Times New Roman"/>
                 <w:b w:val="0"/>
+                <w:color w:val="000000"/>
                 <w:sz w:val="22"/>
               </w:rPr>
               <w:t>разрешено</w:t>
@@ -1163,6 +1221,7 @@
               <w:rPr>
                 <w:rFonts w:ascii="Times New Roman" w:hAnsi="Times New Roman" w:eastAsia="Times New Roman" w:cs="Times New Roman"/>
                 <w:b w:val="0"/>
+                <w:color w:val="000000"/>
                 <w:sz w:val="22"/>
               </w:rPr>
               <w:t>разрешено</w:t>
@@ -1183,6 +1242,7 @@
               <w:rPr>
                 <w:rFonts w:ascii="Times New Roman" w:hAnsi="Times New Roman" w:eastAsia="Times New Roman" w:cs="Times New Roman"/>
                 <w:b w:val="0"/>
+                <w:color w:val="000000"/>
                 <w:sz w:val="22"/>
               </w:rPr>
               <w:t>все действия</w:t>
@@ -1205,6 +1265,7 @@
               <w:rPr>
                 <w:rFonts w:ascii="Times New Roman" w:hAnsi="Times New Roman" w:eastAsia="Times New Roman" w:cs="Times New Roman"/>
                 <w:b w:val="0"/>
+                <w:color w:val="000000"/>
                 <w:sz w:val="22"/>
               </w:rPr>
               <w:t>Гость</w:t>
@@ -1225,6 +1286,7 @@
               <w:rPr>
                 <w:rFonts w:ascii="Times New Roman" w:hAnsi="Times New Roman" w:eastAsia="Times New Roman" w:cs="Times New Roman"/>
                 <w:b w:val="0"/>
+                <w:color w:val="000000"/>
                 <w:sz w:val="22"/>
               </w:rPr>
               <w:t>uifis_guest</w:t>
@@ -1245,6 +1307,7 @@
               <w:rPr>
                 <w:rFonts w:ascii="Times New Roman" w:hAnsi="Times New Roman" w:eastAsia="Times New Roman" w:cs="Times New Roman"/>
                 <w:b w:val="0"/>
+                <w:color w:val="000000"/>
                 <w:sz w:val="22"/>
               </w:rPr>
               <w:t>только отчёт</w:t>
@@ -1265,6 +1328,7 @@
               <w:rPr>
                 <w:rFonts w:ascii="Times New Roman" w:hAnsi="Times New Roman" w:eastAsia="Times New Roman" w:cs="Times New Roman"/>
                 <w:b w:val="0"/>
+                <w:color w:val="000000"/>
                 <w:sz w:val="22"/>
               </w:rPr>
               <w:t>запрещено</w:t>
@@ -1285,6 +1349,7 @@
               <w:rPr>
                 <w:rFonts w:ascii="Times New Roman" w:hAnsi="Times New Roman" w:eastAsia="Times New Roman" w:cs="Times New Roman"/>
                 <w:b w:val="0"/>
+                <w:color w:val="000000"/>
                 <w:sz w:val="22"/>
               </w:rPr>
               <w:t>запрещено</w:t>
@@ -1305,6 +1370,7 @@
               <w:rPr>
                 <w:rFonts w:ascii="Times New Roman" w:hAnsi="Times New Roman" w:eastAsia="Times New Roman" w:cs="Times New Roman"/>
                 <w:b w:val="0"/>
+                <w:color w:val="000000"/>
                 <w:sz w:val="22"/>
               </w:rPr>
               <w:t>вход и выход</w:t>
@@ -1324,6 +1390,7 @@
         <w:rPr>
           <w:rFonts w:ascii="Times New Roman" w:hAnsi="Times New Roman" w:eastAsia="Times New Roman" w:cs="Times New Roman"/>
           <w:b/>
+          <w:color w:val="000000"/>
           <w:sz w:val="28"/>
         </w:rPr>
         <w:t>Проверка восстановления</w:t>
@@ -1357,6 +1424,7 @@
               <w:rPr>
                 <w:rFonts w:ascii="Times New Roman" w:hAnsi="Times New Roman" w:eastAsia="Times New Roman" w:cs="Times New Roman"/>
                 <w:b/>
+                <w:color w:val="000000"/>
                 <w:sz w:val="22"/>
               </w:rPr>
               <w:t>Проверка</w:t>
@@ -1377,6 +1445,7 @@
               <w:rPr>
                 <w:rFonts w:ascii="Times New Roman" w:hAnsi="Times New Roman" w:eastAsia="Times New Roman" w:cs="Times New Roman"/>
                 <w:b/>
+                <w:color w:val="000000"/>
                 <w:sz w:val="22"/>
               </w:rPr>
               <w:t>Команда</w:t>
@@ -1397,6 +1466,7 @@
               <w:rPr>
                 <w:rFonts w:ascii="Times New Roman" w:hAnsi="Times New Roman" w:eastAsia="Times New Roman" w:cs="Times New Roman"/>
                 <w:b/>
+                <w:color w:val="000000"/>
                 <w:sz w:val="22"/>
               </w:rPr>
               <w:t>Ожидаемый результат</w:t>
@@ -1417,6 +1487,7 @@
               <w:rPr>
                 <w:rFonts w:ascii="Times New Roman" w:hAnsi="Times New Roman" w:eastAsia="Times New Roman" w:cs="Times New Roman"/>
                 <w:b/>
+                <w:color w:val="000000"/>
                 <w:sz w:val="22"/>
               </w:rPr>
               <w:t>Факт</w:t>
@@ -1439,6 +1510,7 @@
               <w:rPr>
                 <w:rFonts w:ascii="Times New Roman" w:hAnsi="Times New Roman" w:eastAsia="Times New Roman" w:cs="Times New Roman"/>
                 <w:b w:val="0"/>
+                <w:color w:val="000000"/>
                 <w:sz w:val="22"/>
               </w:rPr>
               <w:t>Копия создана</w:t>
@@ -1459,6 +1531,7 @@
               <w:rPr>
                 <w:rFonts w:ascii="Times New Roman" w:hAnsi="Times New Roman" w:eastAsia="Times New Roman" w:cs="Times New Roman"/>
                 <w:b w:val="0"/>
+                <w:color w:val="000000"/>
                 <w:sz w:val="22"/>
               </w:rPr>
               <w:t>ls -l backup/</w:t>
@@ -1479,6 +1552,7 @@
               <w:rPr>
                 <w:rFonts w:ascii="Times New Roman" w:hAnsi="Times New Roman" w:eastAsia="Times New Roman" w:cs="Times New Roman"/>
                 <w:b w:val="0"/>
+                <w:color w:val="000000"/>
                 <w:sz w:val="22"/>
               </w:rPr>
               <w:t>файл с датой и размером</w:t>
@@ -1513,6 +1587,7 @@
               <w:rPr>
                 <w:rFonts w:ascii="Times New Roman" w:hAnsi="Times New Roman" w:eastAsia="Times New Roman" w:cs="Times New Roman"/>
                 <w:b w:val="0"/>
+                <w:color w:val="000000"/>
                 <w:sz w:val="22"/>
               </w:rPr>
               <w:t>Целостность</w:t>
@@ -1533,6 +1608,7 @@
               <w:rPr>
                 <w:rFonts w:ascii="Times New Roman" w:hAnsi="Times New Roman" w:eastAsia="Times New Roman" w:cs="Times New Roman"/>
                 <w:b w:val="0"/>
+                <w:color w:val="000000"/>
                 <w:sz w:val="22"/>
               </w:rPr>
               <w:t>sha256sum backup/*.sqlite</w:t>
@@ -1553,6 +1629,7 @@
               <w:rPr>
                 <w:rFonts w:ascii="Times New Roman" w:hAnsi="Times New Roman" w:eastAsia="Times New Roman" w:cs="Times New Roman"/>
                 <w:b w:val="0"/>
+                <w:color w:val="000000"/>
                 <w:sz w:val="22"/>
               </w:rPr>
               <w:t>сумма совпала с журналом</w:t>
@@ -1587,6 +1664,7 @@
               <w:rPr>
                 <w:rFonts w:ascii="Times New Roman" w:hAnsi="Times New Roman" w:eastAsia="Times New Roman" w:cs="Times New Roman"/>
                 <w:b w:val="0"/>
+                <w:color w:val="000000"/>
                 <w:sz w:val="22"/>
               </w:rPr>
               <w:t>Восстановление</w:t>
@@ -1607,6 +1685,7 @@
               <w:rPr>
                 <w:rFonts w:ascii="Times New Roman" w:hAnsi="Times New Roman" w:eastAsia="Times New Roman" w:cs="Times New Roman"/>
                 <w:b w:val="0"/>
+                <w:color w:val="000000"/>
                 <w:sz w:val="22"/>
               </w:rPr>
               <w:t>cp backup/... restore/</w:t>
@@ -1627,6 +1706,7 @@
               <w:rPr>
                 <w:rFonts w:ascii="Times New Roman" w:hAnsi="Times New Roman" w:eastAsia="Times New Roman" w:cs="Times New Roman"/>
                 <w:b w:val="0"/>
+                <w:color w:val="000000"/>
                 <w:sz w:val="22"/>
               </w:rPr>
               <w:t>файл открывается</w:t>
@@ -1661,6 +1741,7 @@
               <w:rPr>
                 <w:rFonts w:ascii="Times New Roman" w:hAnsi="Times New Roman" w:eastAsia="Times New Roman" w:cs="Times New Roman"/>
                 <w:b w:val="0"/>
+                <w:color w:val="000000"/>
                 <w:sz w:val="22"/>
               </w:rPr>
               <w:t>Число строк</w:t>
@@ -1681,6 +1762,7 @@
               <w:rPr>
                 <w:rFonts w:ascii="Times New Roman" w:hAnsi="Times New Roman" w:eastAsia="Times New Roman" w:cs="Times New Roman"/>
                 <w:b w:val="0"/>
+                <w:color w:val="000000"/>
                 <w:sz w:val="22"/>
               </w:rPr>
               <w:t>SELECT COUNT(*) FROM ...</w:t>
@@ -1701,6 +1783,7 @@
               <w:rPr>
                 <w:rFonts w:ascii="Times New Roman" w:hAnsi="Times New Roman" w:eastAsia="Times New Roman" w:cs="Times New Roman"/>
                 <w:b w:val="0"/>
+                <w:color w:val="000000"/>
                 <w:sz w:val="22"/>
               </w:rPr>
               <w:t>совпало с исходным</w:t>
@@ -1735,6 +1818,7 @@
               <w:rPr>
                 <w:rFonts w:ascii="Times New Roman" w:hAnsi="Times New Roman" w:eastAsia="Times New Roman" w:cs="Times New Roman"/>
                 <w:b w:val="0"/>
+                <w:color w:val="000000"/>
                 <w:sz w:val="22"/>
               </w:rPr>
               <w:t>Права</w:t>
@@ -1755,6 +1839,7 @@
               <w:rPr>
                 <w:rFonts w:ascii="Times New Roman" w:hAnsi="Times New Roman" w:eastAsia="Times New Roman" w:cs="Times New Roman"/>
                 <w:b w:val="0"/>
+                <w:color w:val="000000"/>
                 <w:sz w:val="22"/>
               </w:rPr>
               <w:t>ls -l restore/</w:t>
@@ -1775,6 +1860,7 @@
               <w:rPr>
                 <w:rFonts w:ascii="Times New Roman" w:hAnsi="Times New Roman" w:eastAsia="Times New Roman" w:cs="Times New Roman"/>
                 <w:b w:val="0"/>
+                <w:color w:val="000000"/>
                 <w:sz w:val="22"/>
               </w:rPr>
               <w:t>только владелец и группа</w:t>
@@ -1809,6 +1895,7 @@
               <w:rPr>
                 <w:rFonts w:ascii="Times New Roman" w:hAnsi="Times New Roman" w:eastAsia="Times New Roman" w:cs="Times New Roman"/>
                 <w:b w:val="0"/>
+                <w:color w:val="000000"/>
                 <w:sz w:val="22"/>
               </w:rPr>
               <w:t>Чужой доступ</w:t>
@@ -1829,6 +1916,7 @@
               <w:rPr>
                 <w:rFonts w:ascii="Times New Roman" w:hAnsi="Times New Roman" w:eastAsia="Times New Roman" w:cs="Times New Roman"/>
                 <w:b w:val="0"/>
+                <w:color w:val="000000"/>
                 <w:sz w:val="22"/>
               </w:rPr>
               <w:t>sudo -u guest cat ...</w:t>
@@ -1849,6 +1937,7 @@
               <w:rPr>
                 <w:rFonts w:ascii="Times New Roman" w:hAnsi="Times New Roman" w:eastAsia="Times New Roman" w:cs="Times New Roman"/>
                 <w:b w:val="0"/>
+                <w:color w:val="000000"/>
                 <w:sz w:val="22"/>
               </w:rPr>
               <w:t>Permission denied</w:t>
@@ -1883,6 +1972,7 @@
               <w:rPr>
                 <w:rFonts w:ascii="Times New Roman" w:hAnsi="Times New Roman" w:eastAsia="Times New Roman" w:cs="Times New Roman"/>
                 <w:b w:val="0"/>
+                <w:color w:val="000000"/>
                 <w:sz w:val="22"/>
               </w:rPr>
               <w:t>Аудит</w:t>
@@ -1903,6 +1993,7 @@
               <w:rPr>
                 <w:rFonts w:ascii="Times New Roman" w:hAnsi="Times New Roman" w:eastAsia="Times New Roman" w:cs="Times New Roman"/>
                 <w:b w:val="0"/>
+                <w:color w:val="000000"/>
                 <w:sz w:val="22"/>
               </w:rPr>
               <w:t>tail -n 5 audit.log</w:t>
@@ -1923,6 +2014,7 @@
               <w:rPr>
                 <w:rFonts w:ascii="Times New Roman" w:hAnsi="Times New Roman" w:eastAsia="Times New Roman" w:cs="Times New Roman"/>
                 <w:b w:val="0"/>
+                <w:color w:val="000000"/>
                 <w:sz w:val="22"/>
               </w:rPr>
               <w:t>видны вход и отказ</w:t>
@@ -1954,6 +2046,7 @@
         <w:rPr>
           <w:rFonts w:ascii="Times New Roman" w:hAnsi="Times New Roman" w:eastAsia="Times New Roman" w:cs="Times New Roman"/>
           <w:b/>
+          <w:color w:val="000000"/>
           <w:sz w:val="28"/>
         </w:rPr>
         <w:t>Скриншоты выполнения работы</w:t>
@@ -1969,6 +2062,7 @@
         <w:rPr>
           <w:rFonts w:ascii="Times New Roman" w:hAnsi="Times New Roman" w:eastAsia="Times New Roman" w:cs="Times New Roman"/>
           <w:i/>
+          <w:color w:val="000000"/>
           <w:sz w:val="28"/>
         </w:rPr>
         <w:t>[ Место для скриншота: расписание копирования ]</w:t>
@@ -1985,6 +2079,7 @@
         <w:rPr>
           <w:rFonts w:ascii="Times New Roman" w:hAnsi="Times New Roman" w:eastAsia="Times New Roman" w:cs="Times New Roman"/>
           <w:i/>
+          <w:color w:val="000000"/>
           <w:sz w:val="28"/>
         </w:rPr>
         <w:t>[ Место для скриншота: созданная копия и контрольная сумма ]</w:t>
@@ -2001,6 +2096,7 @@
         <w:rPr>
           <w:rFonts w:ascii="Times New Roman" w:hAnsi="Times New Roman" w:eastAsia="Times New Roman" w:cs="Times New Roman"/>
           <w:i/>
+          <w:color w:val="000000"/>
           <w:sz w:val="28"/>
         </w:rPr>
         <w:t>[ Место для скриншота: восстановленная база и COUNT ]</w:t>
@@ -2017,6 +2113,7 @@
         <w:rPr>
           <w:rFonts w:ascii="Times New Roman" w:hAnsi="Times New Roman" w:eastAsia="Times New Roman" w:cs="Times New Roman"/>
           <w:i/>
+          <w:color w:val="000000"/>
           <w:sz w:val="28"/>
         </w:rPr>
         <w:t>[ Место для скриншота: группы и права каталога ]</w:t>
@@ -2033,6 +2130,7 @@
         <w:rPr>
           <w:rFonts w:ascii="Times New Roman" w:hAnsi="Times New Roman" w:eastAsia="Times New Roman" w:cs="Times New Roman"/>
           <w:i/>
+          <w:color w:val="000000"/>
           <w:sz w:val="28"/>
         </w:rPr>
         <w:t>[ Место для скриншота: отказ в доступе для гостя ]</w:t>
@@ -2049,6 +2147,7 @@
         <w:rPr>
           <w:rFonts w:ascii="Times New Roman" w:hAnsi="Times New Roman" w:eastAsia="Times New Roman" w:cs="Times New Roman"/>
           <w:i/>
+          <w:color w:val="000000"/>
           <w:sz w:val="28"/>
         </w:rPr>
         <w:t>[ Место для скриншота: записи аудита ]</w:t>
@@ -2061,13 +2160,14 @@
         <w:keepNext/>
         <w:keepLines/>
         <w:spacing w:line="240" w:lineRule="auto" w:before="240" w:after="0"/>
-        <w:ind w:firstLine="0" w:left="0"/>
+        <w:ind w:left="0" w:firstLine="0"/>
         <w:jc w:val="both"/>
       </w:pPr>
       <w:r>
         <w:rPr>
           <w:rFonts w:ascii="Times New Roman" w:hAnsi="Times New Roman" w:eastAsia="Times New Roman" w:cs="Times New Roman"/>
           <w:b w:val="0"/>
+          <w:color w:val="000000"/>
           <w:sz w:val="28"/>
         </w:rPr>
         <w:t>Вывод</w:t>
@@ -2083,6 +2183,7 @@
         <w:rPr>
           <w:rFonts w:ascii="Times New Roman" w:hAnsi="Times New Roman" w:eastAsia="Times New Roman" w:cs="Times New Roman"/>
           <w:b w:val="0"/>
+          <w:color w:val="000000"/>
           <w:sz w:val="28"/>
         </w:rPr>
         <w:t>Почему копия, которая ни разу не восстанавливалась, считается ненадёжной? Как вы доказали, что восстановление действительно работает? Что изменится, если RPO уменьшить с суток до часа?</w:t>
@@ -2098,9 +2199,9 @@
         <w:rPr>
           <w:rFonts w:ascii="Times New Roman" w:hAnsi="Times New Roman" w:eastAsia="Times New Roman" w:cs="Times New Roman"/>
           <w:b w:val="0"/>
+          <w:color w:val="000000"/>
           <w:sz w:val="28"/>
         </w:rPr>
-        <w:t>________________________________________________________________________</w:t>
       </w:r>
     </w:p>
     <w:p>
@@ -2113,9 +2214,9 @@
         <w:rPr>
           <w:rFonts w:ascii="Times New Roman" w:hAnsi="Times New Roman" w:eastAsia="Times New Roman" w:cs="Times New Roman"/>
           <w:b w:val="0"/>
+          <w:color w:val="000000"/>
           <w:sz w:val="28"/>
         </w:rPr>
-        <w:t>________________________________________________________________________</w:t>
       </w:r>
     </w:p>
     <w:p>
@@ -2128,9 +2229,9 @@
         <w:rPr>
           <w:rFonts w:ascii="Times New Roman" w:hAnsi="Times New Roman" w:eastAsia="Times New Roman" w:cs="Times New Roman"/>
           <w:b w:val="0"/>
+          <w:color w:val="000000"/>
           <w:sz w:val="28"/>
         </w:rPr>
-        <w:t>________________________________________________________________________</w:t>
       </w:r>
     </w:p>
     <w:p>
@@ -2143,9 +2244,9 @@
         <w:rPr>
           <w:rFonts w:ascii="Times New Roman" w:hAnsi="Times New Roman" w:eastAsia="Times New Roman" w:cs="Times New Roman"/>
           <w:b w:val="0"/>
+          <w:color w:val="000000"/>
           <w:sz w:val="28"/>
         </w:rPr>
-        <w:t>________________________________________________________________________</w:t>
       </w:r>
     </w:p>
     <w:p>
@@ -2158,9 +2259,9 @@
         <w:rPr>
           <w:rFonts w:ascii="Times New Roman" w:hAnsi="Times New Roman" w:eastAsia="Times New Roman" w:cs="Times New Roman"/>
           <w:b w:val="0"/>
+          <w:color w:val="000000"/>
           <w:sz w:val="28"/>
         </w:rPr>
-        <w:t>________________________________________________________________________</w:t>
       </w:r>
     </w:p>
     <w:p/>
@@ -2544,6 +2645,7 @@
     </w:pPr>
     <w:rPr>
       <w:rFonts w:ascii="Times New Roman" w:hAnsi="Times New Roman" w:eastAsia="Times New Roman" w:cs="Times New Roman"/>
+      <w:color w:val="000000"/>
       <w:sz w:val="28"/>
     </w:rPr>
   </w:style>
@@ -2603,7 +2705,7 @@
       <w:keepNext/>
       <w:keepLines/>
       <w:spacing w:before="240" w:after="0" w:line="240" w:lineRule="auto"/>
-      <w:ind w:firstLine="0" w:left="0"/>
+      <w:ind w:left="0" w:firstLine="0"/>
       <w:jc w:val="both"/>
       <w:outlineLvl w:val="0"/>
     </w:pPr>
@@ -2611,7 +2713,7 @@
       <w:rFonts w:asciiTheme="majorHAnsi" w:eastAsiaTheme="majorEastAsia" w:hAnsiTheme="majorHAnsi" w:cstheme="majorBidi" w:ascii="Times New Roman" w:hAnsi="Times New Roman" w:eastAsia="Times New Roman" w:cs="Times New Roman"/>
       <w:b w:val="0"/>
       <w:bCs/>
-      <w:color w:val="365F91" w:themeColor="accent1" w:themeShade="BF"/>
+      <w:color w:val="000000"/>
       <w:sz w:val="28"/>
       <w:szCs w:val="28"/>
     </w:rPr>
@@ -2629,7 +2731,7 @@
       <w:keepNext/>
       <w:keepLines/>
       <w:spacing w:before="40" w:after="0" w:line="240" w:lineRule="auto"/>
-      <w:ind w:firstLine="0" w:left="0"/>
+      <w:ind w:left="0" w:firstLine="0"/>
       <w:jc w:val="left"/>
       <w:outlineLvl w:val="1"/>
     </w:pPr>
@@ -2637,7 +2739,7 @@
       <w:rFonts w:asciiTheme="majorHAnsi" w:eastAsiaTheme="majorEastAsia" w:hAnsiTheme="majorHAnsi" w:cstheme="majorBidi" w:ascii="Times New Roman" w:hAnsi="Times New Roman" w:eastAsia="Times New Roman" w:cs="Times New Roman"/>
       <w:b/>
       <w:bCs/>
-      <w:color w:val="4F81BD" w:themeColor="accent1"/>
+      <w:color w:val="000000"/>
       <w:sz w:val="28"/>
       <w:szCs w:val="26"/>
     </w:rPr>
@@ -2974,6 +3076,7 @@
     </w:pPr>
     <w:rPr>
       <w:rFonts w:ascii="Times New Roman" w:hAnsi="Times New Roman" w:eastAsia="Times New Roman" w:cs="Times New Roman"/>
+      <w:color w:val="000000"/>
       <w:sz w:val="28"/>
     </w:rPr>
   </w:style>
